--- a/Week4-PR_Curve_Flashcards.docx
+++ b/Week4-PR_Curve_Flashcards.docx
@@ -1,6 +1,6 @@
 
 <file path=word/document.xml><?xml version="1.0" encoding="utf-8"?>
-<w:document xmlns:wpc="http://schemas.microsoft.com/office/word/2010/wordprocessingCanvas" xmlns:cx="http://schemas.microsoft.com/office/drawing/2014/chartex" xmlns:cx1="http://schemas.microsoft.com/office/drawing/2015/9/8/chartex" xmlns:cx2="http://schemas.microsoft.com/office/drawing/2015/10/21/chartex" xmlns:cx3="http://schemas.microsoft.com/office/drawing/2016/5/9/chartex" xmlns:cx4="http://schemas.microsoft.com/office/drawing/2016/5/10/chartex" xmlns:cx5="http://schemas.microsoft.com/office/drawing/2016/5/11/chartex" xmlns:cx6="http://schemas.microsoft.com/office/drawing/2016/5/12/chartex" xmlns:cx7="http://schemas.microsoft.com/office/drawing/2016/5/13/chartex" xmlns:cx8="http://schemas.microsoft.com/office/drawing/2016/5/14/chartex" xmlns:mc="http://schemas.openxmlformats.org/markup-compatibility/2006" xmlns:aink="http://schemas.microsoft.com/office/drawing/2016/ink" xmlns:am3d="http://schemas.microsoft.com/office/drawing/2017/model3d" xmlns:o="urn:schemas-microsoft-com:office:office" xmlns:oel="http://schemas.microsoft.com/office/2019/extlst" xmlns:r="http://schemas.openxmlformats.org/officeDocument/2006/relationships" xmlns:m="http://schemas.openxmlformats.org/officeDocument/2006/math" xmlns:v="urn:schemas-microsoft-com:vml" xmlns:wp14="http://schemas.microsoft.com/office/word/2010/wordprocessingDrawing" xmlns:wp="http://schemas.openxmlformats.org/drawingml/2006/wordprocessingDrawing" xmlns:w10="urn:schemas-microsoft-com:office:word" xmlns:w="http://schemas.openxmlformats.org/wordprocessingml/2006/main" xmlns:w14="http://schemas.microsoft.com/office/word/2010/wordml" xmlns:w15="http://schemas.microsoft.com/office/word/2012/wordml" xmlns:w16cex="http://schemas.microsoft.com/office/word/2018/wordml/cex" xmlns:w16cid="http://schemas.microsoft.com/office/word/2016/wordml/cid" xmlns:w16="http://schemas.microsoft.com/office/word/2018/wordml" xmlns:w16sdtdh="http://schemas.microsoft.com/office/word/2020/wordml/sdtdatahash" xmlns:w16se="http://schemas.microsoft.com/office/word/2015/wordml/symex" xmlns:wpg="http://schemas.microsoft.com/office/word/2010/wordprocessingGroup" xmlns:wpi="http://schemas.microsoft.com/office/word/2010/wordprocessingInk" xmlns:wne="http://schemas.microsoft.com/office/word/2006/wordml" xmlns:wps="http://schemas.microsoft.com/office/word/2010/wordprocessingShape" mc:Ignorable="w14 w15 w16se w16cid w16 w16cex w16sdtdh wp14">
+<w:document xmlns:wpc="http://schemas.microsoft.com/office/word/2010/wordprocessingCanvas" xmlns:cx="http://schemas.microsoft.com/office/drawing/2014/chartex" xmlns:cx1="http://schemas.microsoft.com/office/drawing/2015/9/8/chartex" xmlns:cx2="http://schemas.microsoft.com/office/drawing/2015/10/21/chartex" xmlns:cx3="http://schemas.microsoft.com/office/drawing/2016/5/9/chartex" xmlns:cx4="http://schemas.microsoft.com/office/drawing/2016/5/10/chartex" xmlns:cx5="http://schemas.microsoft.com/office/drawing/2016/5/11/chartex" xmlns:cx6="http://schemas.microsoft.com/office/drawing/2016/5/12/chartex" xmlns:cx7="http://schemas.microsoft.com/office/drawing/2016/5/13/chartex" xmlns:cx8="http://schemas.microsoft.com/office/drawing/2016/5/14/chartex" xmlns:mc="http://schemas.openxmlformats.org/markup-compatibility/2006" xmlns:aink="http://schemas.microsoft.com/office/drawing/2016/ink" xmlns:am3d="http://schemas.microsoft.com/office/drawing/2017/model3d" xmlns:o="urn:schemas-microsoft-com:office:office" xmlns:oel="http://schemas.microsoft.com/office/2019/extlst" xmlns:r="http://schemas.openxmlformats.org/officeDocument/2006/relationships" xmlns:m="http://schemas.openxmlformats.org/officeDocument/2006/math" xmlns:v="urn:schemas-microsoft-com:vml" xmlns:wp14="http://schemas.microsoft.com/office/word/2010/wordprocessingDrawing" xmlns:wp="http://schemas.openxmlformats.org/drawingml/2006/wordprocessingDrawing" xmlns:w10="urn:schemas-microsoft-com:office:word" xmlns:w="http://schemas.openxmlformats.org/wordprocessingml/2006/main" xmlns:w14="http://schemas.microsoft.com/office/word/2010/wordml" xmlns:w15="http://schemas.microsoft.com/office/word/2012/wordml" xmlns:w16cex="http://schemas.microsoft.com/office/word/2018/wordml/cex" xmlns:w16cid="http://schemas.microsoft.com/office/word/2016/wordml/cid" xmlns:w16="http://schemas.microsoft.com/office/word/2018/wordml" xmlns:w16du="http://schemas.microsoft.com/office/word/2023/wordml/word16du" xmlns:w16sdtdh="http://schemas.microsoft.com/office/word/2020/wordml/sdtdatahash" xmlns:w16sdtfl="http://schemas.microsoft.com/office/word/2024/wordml/sdtformatlock" xmlns:w16se="http://schemas.microsoft.com/office/word/2015/wordml/symex" xmlns:wpg="http://schemas.microsoft.com/office/word/2010/wordprocessingGroup" xmlns:wpi="http://schemas.microsoft.com/office/word/2010/wordprocessingInk" xmlns:wne="http://schemas.microsoft.com/office/word/2006/wordml" xmlns:wps="http://schemas.microsoft.com/office/word/2010/wordprocessingShape" mc:Ignorable="w14 w15 w16se w16cid w16 w16cex w16sdtdh w16sdtfl w16du wp14">
   <w:body>
     <w:p>
       <w:pPr>
@@ -19,16 +19,34 @@
     </w:p>
     <w:p>
       <w:pPr>
-        <w:pBdr>
-          <w:bottom w:val="single" w:sz="4" w:space="2" w:color="BDD7EE"/>
-        </w:pBdr>
-        <w:spacing w:before="40" w:after="120"/>
+        <w:spacing w:after="40"/>
+      </w:pPr>
+      <w:r>
         <w:rPr>
           <w:color w:val="2E75B6"/>
           <w:sz w:val="26"/>
           <w:szCs w:val="26"/>
         </w:rPr>
+        <w:t>Flashcard Study Deck</w:t>
+      </w:r>
+    </w:p>
+    <w:p>
+      <w:pPr>
+        <w:pBdr>
+          <w:bottom w:val="single" w:sz="8" w:space="1" w:color="2E75B6"/>
+        </w:pBdr>
+        <w:spacing w:after="160"/>
       </w:pPr>
+      <w:r>
+        <w:rPr>
+          <w:i/>
+          <w:iCs/>
+          <w:color w:val="595959"/>
+          <w:sz w:val="18"/>
+          <w:szCs w:val="18"/>
+        </w:rPr>
+        <w:t>ML / Statistics interview prep · 25 cards across 5 topics</w:t>
+      </w:r>
     </w:p>
     <w:p>
       <w:pPr>
@@ -69,6 +87,12 @@
         <w:gridCol w:w="9360"/>
       </w:tblGrid>
       <w:tr>
+        <w:tblPrEx>
+          <w:tblCellMar>
+            <w:top w:w="0" w:type="dxa"/>
+            <w:bottom w:w="0" w:type="dxa"/>
+          </w:tblCellMar>
+        </w:tblPrEx>
         <w:tc>
           <w:tcPr>
             <w:tcW w:w="9360" w:type="dxa"/>
@@ -107,6 +131,12 @@
         </w:tc>
       </w:tr>
       <w:tr>
+        <w:tblPrEx>
+          <w:tblCellMar>
+            <w:top w:w="0" w:type="dxa"/>
+            <w:bottom w:w="0" w:type="dxa"/>
+          </w:tblCellMar>
+        </w:tblPrEx>
         <w:tc>
           <w:tcPr>
             <w:tcW w:w="9360" w:type="dxa"/>
@@ -150,6 +180,25 @@
             </w:pPr>
             <w:r>
               <w:rPr>
+                <w:b/>
+                <w:bCs/>
+                <w:color w:val="262626"/>
+                <w:sz w:val="21"/>
+                <w:szCs w:val="21"/>
+                <w:u w:val="single"/>
+              </w:rPr>
+              <w:t>Chart</w:t>
+            </w:r>
+            <w:r>
+              <w:rPr>
+                <w:color w:val="262626"/>
+                <w:sz w:val="21"/>
+                <w:szCs w:val="21"/>
+              </w:rPr>
+              <w:t xml:space="preserve">: </w:t>
+            </w:r>
+            <w:r>
+              <w:rPr>
                 <w:color w:val="262626"/>
                 <w:sz w:val="21"/>
                 <w:szCs w:val="21"/>
@@ -168,21 +217,51 @@
             </w:pPr>
             <w:r>
               <w:rPr>
-                <w:color w:val="262626"/>
-                <w:sz w:val="21"/>
-                <w:szCs w:val="21"/>
-              </w:rPr>
-              <w:t>Construction: sort all predictions by score (highest first); sweep the threshold from high to low; at each distinct score, compute precision = TP/(TP+FP) and recall = TP/(TP+FN) for everything classified positive at that cutoff; plot the resulting (recall, precision) points.</w:t>
-            </w:r>
-          </w:p>
-          <w:p>
-            <w:pPr>
-              <w:pStyle w:val="ListParagraph"/>
-              <w:numPr>
-                <w:ilvl w:val="0"/>
-                <w:numId w:val="2"/>
-              </w:numPr>
-            </w:pPr>
+                <w:b/>
+                <w:bCs/>
+                <w:color w:val="262626"/>
+                <w:sz w:val="21"/>
+                <w:szCs w:val="21"/>
+                <w:u w:val="single"/>
+              </w:rPr>
+              <w:t>Construction</w:t>
+            </w:r>
+            <w:r>
+              <w:rPr>
+                <w:color w:val="262626"/>
+                <w:sz w:val="21"/>
+                <w:szCs w:val="21"/>
+              </w:rPr>
+              <w:t>: sort all predictions by score (highest first); sweep the threshold from high to low; at each distinct score, compute precision = TP/(TP+FP) and recall = TP/(TP+FN) for everything classified positive at that cutoff; plot the resulting (recall, precision) points.</w:t>
+            </w:r>
+          </w:p>
+          <w:p>
+            <w:pPr>
+              <w:pStyle w:val="ListParagraph"/>
+              <w:numPr>
+                <w:ilvl w:val="0"/>
+                <w:numId w:val="2"/>
+              </w:numPr>
+            </w:pPr>
+            <w:r>
+              <w:rPr>
+                <w:b/>
+                <w:bCs/>
+                <w:color w:val="262626"/>
+                <w:sz w:val="21"/>
+                <w:szCs w:val="21"/>
+                <w:u w:val="single"/>
+              </w:rPr>
+              <w:t>Affects</w:t>
+            </w:r>
+            <w:r>
+              <w:rPr>
+                <w:color w:val="262626"/>
+                <w:sz w:val="21"/>
+                <w:szCs w:val="21"/>
+              </w:rPr>
+              <w:t xml:space="preserve">: </w:t>
+            </w:r>
             <w:r>
               <w:rPr>
                 <w:color w:val="262626"/>
@@ -221,6 +300,12 @@
         <w:gridCol w:w="9360"/>
       </w:tblGrid>
       <w:tr>
+        <w:tblPrEx>
+          <w:tblCellMar>
+            <w:top w:w="0" w:type="dxa"/>
+            <w:bottom w:w="0" w:type="dxa"/>
+          </w:tblCellMar>
+        </w:tblPrEx>
         <w:tc>
           <w:tcPr>
             <w:tcW w:w="9360" w:type="dxa"/>
@@ -259,6 +344,12 @@
         </w:tc>
       </w:tr>
       <w:tr>
+        <w:tblPrEx>
+          <w:tblCellMar>
+            <w:top w:w="0" w:type="dxa"/>
+            <w:bottom w:w="0" w:type="dxa"/>
+          </w:tblCellMar>
+        </w:tblPrEx>
         <w:tc>
           <w:tcPr>
             <w:tcW w:w="9360" w:type="dxa"/>
@@ -359,446 +450,7 @@
                 <w:sz w:val="21"/>
                 <w:szCs w:val="21"/>
               </w:rPr>
-              <w:t xml:space="preserve">Prefer PR when the positive class is </w:t>
-            </w:r>
-            <w:r>
-              <w:rPr>
-                <w:color w:val="262626"/>
-                <w:sz w:val="21"/>
-                <w:szCs w:val="21"/>
-              </w:rPr>
-              <w:t>rare,</w:t>
-            </w:r>
-            <w:r>
-              <w:rPr>
-                <w:color w:val="262626"/>
-                <w:sz w:val="21"/>
-                <w:szCs w:val="21"/>
-              </w:rPr>
-              <w:t xml:space="preserve"> and you care about the quality of positive predictions (fraud, disease, retrieval). Prefer ROC when classes are </w:t>
-            </w:r>
-            <w:r>
-              <w:rPr>
-                <w:color w:val="262626"/>
-                <w:sz w:val="21"/>
-                <w:szCs w:val="21"/>
-              </w:rPr>
-              <w:t>balanced,</w:t>
-            </w:r>
-            <w:r>
-              <w:rPr>
-                <w:color w:val="262626"/>
-                <w:sz w:val="21"/>
-                <w:szCs w:val="21"/>
-              </w:rPr>
-              <w:t xml:space="preserve"> or you want a prevalence-independent view of ranking.</w:t>
-            </w:r>
-          </w:p>
-        </w:tc>
-      </w:tr>
-    </w:tbl>
-    <w:p>
-      <w:r>
-        <w:t>It means ROC-AUC gives you a measure of pure ranking ability that doesn't change when the proportion of positives vs.</w:t>
-      </w:r>
-    </w:p>
-    <w:p>
-      <w:pPr>
-        <w:pStyle w:val="font-claude-response-body"/>
-      </w:pPr>
-      <w:r>
-        <w:rPr>
-          <w:highlight w:val="yellow"/>
-        </w:rPr>
-        <w:t xml:space="preserve">It means ROC-AUC gives you a measure of pure ranking ability that </w:t>
-      </w:r>
-      <w:r>
-        <w:rPr>
-          <w:rStyle w:val="Strong"/>
-          <w:highlight w:val="yellow"/>
-        </w:rPr>
-        <w:t>doesn't change when the proportion of positives vs. negatives changes</w:t>
-      </w:r>
-      <w:r>
-        <w:rPr>
-          <w:highlight w:val="yellow"/>
-        </w:rPr>
-        <w:t xml:space="preserve"> — whereas PR-AUC does change.</w:t>
-      </w:r>
-    </w:p>
-    <w:p>
-      <w:pPr>
-        <w:pStyle w:val="font-claude-response-body"/>
-      </w:pPr>
-      <w:r>
-        <w:t>Here's the precise reason. ROC is built from two rates:</w:t>
-      </w:r>
-    </w:p>
-    <w:p>
-      <w:pPr>
-        <w:pStyle w:val="font-claude-response-body"/>
-        <w:numPr>
-          <w:ilvl w:val="0"/>
-          <w:numId w:val="3"/>
-        </w:numPr>
-      </w:pPr>
-      <w:r>
-        <w:t>TPR = TP / (all actual positives)</w:t>
-      </w:r>
-    </w:p>
-    <w:p>
-      <w:pPr>
-        <w:pStyle w:val="font-claude-response-body"/>
-        <w:numPr>
-          <w:ilvl w:val="0"/>
-          <w:numId w:val="3"/>
-        </w:numPr>
-      </w:pPr>
-      <w:r>
-        <w:t>FPR = FP / (all actual negatives)</w:t>
-      </w:r>
-    </w:p>
-    <w:p>
-      <w:pPr>
-        <w:pStyle w:val="font-claude-response-body"/>
-      </w:pPr>
-      <w:r>
-        <w:rPr>
-          <w:highlight w:val="yellow"/>
-        </w:rPr>
-        <w:t xml:space="preserve">Each rate has its </w:t>
-      </w:r>
-      <w:r>
-        <w:rPr>
-          <w:rStyle w:val="Strong"/>
-          <w:highlight w:val="yellow"/>
-        </w:rPr>
-        <w:t>own class</w:t>
-      </w:r>
-      <w:r>
-        <w:rPr>
-          <w:highlight w:val="yellow"/>
-        </w:rPr>
-        <w:t xml:space="preserve"> in the denominator. TPR only divides by positives; FPR only divides by negatives. </w:t>
-      </w:r>
-      <w:r>
-        <w:rPr>
-          <w:highlight w:val="yellow"/>
-        </w:rPr>
-        <w:t>So,</w:t>
-      </w:r>
-      <w:r>
-        <w:rPr>
-          <w:highlight w:val="yellow"/>
-        </w:rPr>
-        <w:t xml:space="preserve"> if you keep the same model and just change the </w:t>
-      </w:r>
-      <w:r>
-        <w:rPr>
-          <w:rStyle w:val="Emphasis"/>
-          <w:highlight w:val="yellow"/>
-        </w:rPr>
-        <w:t>mix</w:t>
-      </w:r>
-      <w:r>
-        <w:rPr>
-          <w:highlight w:val="yellow"/>
-        </w:rPr>
-        <w:t xml:space="preserve"> — say, throw in 10× more negatives — TPR is computed entirely within the positive group and FPR entirely within the negative group. Neither rate is affected by how many of the </w:t>
-      </w:r>
-      <w:r>
-        <w:rPr>
-          <w:rStyle w:val="Emphasis"/>
-          <w:highlight w:val="yellow"/>
-        </w:rPr>
-        <w:t>other</w:t>
-      </w:r>
-      <w:r>
-        <w:rPr>
-          <w:highlight w:val="yellow"/>
-        </w:rPr>
-        <w:t xml:space="preserve"> class exist.</w:t>
-      </w:r>
-      <w:r>
-        <w:t xml:space="preserve"> The ROC curve, and therefore ROC-AUC, stays the same.</w:t>
-      </w:r>
-    </w:p>
-    <w:p>
-      <w:pPr>
-        <w:pStyle w:val="font-claude-response-body"/>
-      </w:pPr>
-      <w:r>
-        <w:lastRenderedPageBreak/>
-        <w:t>Precision breaks this property:</w:t>
-      </w:r>
-    </w:p>
-    <w:p>
-      <w:pPr>
-        <w:pStyle w:val="font-claude-response-body"/>
-        <w:numPr>
-          <w:ilvl w:val="0"/>
-          <w:numId w:val="4"/>
-        </w:numPr>
-      </w:pPr>
-      <w:r>
-        <w:t>Precision = TP / (TP + FP)</w:t>
-      </w:r>
-    </w:p>
-    <w:p>
-      <w:pPr>
-        <w:pStyle w:val="font-claude-response-body"/>
-      </w:pPr>
-      <w:r>
-        <w:t>Here positives and negatives share a denominator. Add more negatives and you get more false positives, so precision drops — even though the model and its ranking are identical. That's why PR-AUC shifts with prevalence and ROC-AUC doesn't.</w:t>
-      </w:r>
-    </w:p>
-    <w:p>
-      <w:pPr>
-        <w:pStyle w:val="font-claude-response-body"/>
-      </w:pPr>
-      <w:r>
-        <w:rPr>
-          <w:rStyle w:val="Strong"/>
-        </w:rPr>
-        <w:t>What "view of ranking" means.</w:t>
-      </w:r>
-      <w:r>
-        <w:t xml:space="preserve"> </w:t>
-      </w:r>
-      <w:r>
-        <w:rPr>
-          <w:b/>
-          <w:bCs/>
-          <w:i/>
-          <w:iCs/>
-          <w:highlight w:val="yellow"/>
-        </w:rPr>
-        <w:t>ROC-AUC has a clean interpretation: it's the probability that a randomly chosen positive is scored higher than a randomly chosen negative</w:t>
-      </w:r>
-      <w:r>
-        <w:rPr>
-          <w:b/>
-          <w:bCs/>
-          <w:i/>
-          <w:iCs/>
-        </w:rPr>
-        <w:t>.</w:t>
-      </w:r>
-      <w:r>
-        <w:t xml:space="preserve"> That's a statement purely about </w:t>
-      </w:r>
-      <w:r>
-        <w:rPr>
-          <w:rStyle w:val="Emphasis"/>
-        </w:rPr>
-        <w:t>ordering</w:t>
-      </w:r>
-      <w:r>
-        <w:t xml:space="preserve"> — how well the model sorts positives above negatives — independent of how common either class is.</w:t>
-      </w:r>
-    </w:p>
-    <w:p>
-      <w:pPr>
-        <w:pStyle w:val="font-claude-response-body"/>
-      </w:pPr>
-      <w:r>
-        <w:rPr>
-          <w:rStyle w:val="Strong"/>
-        </w:rPr>
-        <w:t>Why you'd want that.</w:t>
-      </w:r>
-      <w:r>
-        <w:t xml:space="preserve"> It's useful when you want to judge the model's intrinsic discriminative power separately from the operating environment:</w:t>
-      </w:r>
-    </w:p>
-    <w:p>
-      <w:pPr>
-        <w:pStyle w:val="font-claude-response-body"/>
-        <w:numPr>
-          <w:ilvl w:val="0"/>
-          <w:numId w:val="5"/>
-        </w:numPr>
-      </w:pPr>
-      <w:r>
-        <w:t>Comparing models across datasets or time periods with different base rates, where you don't want prevalence differences contaminating the comparison.</w:t>
-      </w:r>
-    </w:p>
-    <w:p>
-      <w:pPr>
-        <w:pStyle w:val="font-claude-response-body"/>
-        <w:numPr>
-          <w:ilvl w:val="0"/>
-          <w:numId w:val="5"/>
-        </w:numPr>
-      </w:pPr>
-      <w:r>
-        <w:t>Asking "how good is the ranker itself?" as a model-quality question, before layering on deployment concerns.</w:t>
-      </w:r>
-    </w:p>
-    <w:p>
-      <w:pPr>
-        <w:pStyle w:val="font-claude-response-body"/>
-      </w:pPr>
-      <w:r>
-        <w:t xml:space="preserve">The flip side — and why your flashcards still favor PR for fraud — is that prevalence-independence is exactly the wrong thing when prevalence is the whole problem. In a 0.1%-fraud setting you </w:t>
-      </w:r>
-      <w:r>
-        <w:rPr>
-          <w:rStyle w:val="Emphasis"/>
-        </w:rPr>
-        <w:t>care</w:t>
-      </w:r>
-      <w:r>
-        <w:t xml:space="preserve"> that rare positives drown in false positives, and ROC-AUC deliberately ignores that. So: ROC for "is the ranking good in the abstract," PR for "will this actually work at my real base rate."</w:t>
-      </w:r>
-    </w:p>
-    <w:p>
-      <w:pPr>
-        <w:spacing w:after="140"/>
-      </w:pPr>
-    </w:p>
-    <w:tbl>
-      <w:tblPr>
-        <w:tblW w:w="9360" w:type="dxa"/>
-        <w:tblBorders>
-          <w:top w:val="single" w:sz="4" w:space="0" w:color="auto"/>
-          <w:left w:val="single" w:sz="4" w:space="0" w:color="auto"/>
-          <w:bottom w:val="single" w:sz="4" w:space="0" w:color="auto"/>
-          <w:right w:val="single" w:sz="4" w:space="0" w:color="auto"/>
-          <w:insideH w:val="single" w:sz="4" w:space="0" w:color="auto"/>
-          <w:insideV w:val="single" w:sz="4" w:space="0" w:color="auto"/>
-        </w:tblBorders>
-        <w:tblCellMar>
-          <w:left w:w="10" w:type="dxa"/>
-          <w:right w:w="10" w:type="dxa"/>
-        </w:tblCellMar>
-        <w:tblLook w:val="04A0" w:firstRow="1" w:lastRow="0" w:firstColumn="1" w:lastColumn="0" w:noHBand="0" w:noVBand="1"/>
-      </w:tblPr>
-      <w:tblGrid>
-        <w:gridCol w:w="9360"/>
-      </w:tblGrid>
-      <w:tr>
-        <w:tc>
-          <w:tcPr>
-            <w:tcW w:w="9360" w:type="dxa"/>
-            <w:tcBorders>
-              <w:top w:val="single" w:sz="4" w:space="0" w:color="D9D9D9"/>
-              <w:left w:val="single" w:sz="4" w:space="0" w:color="D9D9D9"/>
-              <w:bottom w:val="single" w:sz="4" w:space="0" w:color="D9D9D9"/>
-              <w:right w:val="single" w:sz="4" w:space="0" w:color="D9D9D9"/>
-            </w:tcBorders>
-            <w:shd w:val="clear" w:color="auto" w:fill="1F3864"/>
-            <w:tcMar>
-              <w:top w:w="100" w:type="dxa"/>
-              <w:left w:w="160" w:type="dxa"/>
-              <w:bottom w:w="100" w:type="dxa"/>
-              <w:right w:w="160" w:type="dxa"/>
-            </w:tcMar>
-          </w:tcPr>
-          <w:p>
-            <w:r>
-              <w:rPr>
-                <w:b/>
-                <w:bCs/>
-                <w:color w:val="9DC3E6"/>
-              </w:rPr>
-              <w:t xml:space="preserve">Q3.  </w:t>
-            </w:r>
-            <w:r>
-              <w:rPr>
-                <w:b/>
-                <w:bCs/>
-                <w:color w:val="FFFFFF"/>
-              </w:rPr>
-              <w:t>Why is PR-AUC (or AP) often preferred over ROC-AUC for imbalanced datasets?</w:t>
-            </w:r>
-          </w:p>
-        </w:tc>
-      </w:tr>
-      <w:tr>
-        <w:tc>
-          <w:tcPr>
-            <w:tcW w:w="9360" w:type="dxa"/>
-            <w:tcBorders>
-              <w:top w:val="single" w:sz="4" w:space="0" w:color="D9D9D9"/>
-              <w:left w:val="single" w:sz="4" w:space="0" w:color="D9D9D9"/>
-              <w:bottom w:val="single" w:sz="4" w:space="0" w:color="D9D9D9"/>
-              <w:right w:val="single" w:sz="4" w:space="0" w:color="D9D9D9"/>
-            </w:tcBorders>
-            <w:shd w:val="clear" w:color="auto" w:fill="FFFFFF"/>
-            <w:tcMar>
-              <w:top w:w="120" w:type="dxa"/>
-              <w:left w:w="160" w:type="dxa"/>
-              <w:bottom w:w="120" w:type="dxa"/>
-              <w:right w:w="160" w:type="dxa"/>
-            </w:tcMar>
-          </w:tcPr>
-          <w:p>
-            <w:pPr>
-              <w:spacing w:after="60"/>
-            </w:pPr>
-            <w:r>
-              <w:rPr>
-                <w:b/>
-                <w:bCs/>
-                <w:color w:val="2E75B6"/>
-                <w:sz w:val="16"/>
-                <w:szCs w:val="16"/>
-              </w:rPr>
-              <w:t>ANSWER</w:t>
-            </w:r>
-          </w:p>
-          <w:p>
-            <w:pPr>
-              <w:pStyle w:val="ListParagraph"/>
-              <w:numPr>
-                <w:ilvl w:val="0"/>
-                <w:numId w:val="2"/>
-              </w:numPr>
-              <w:spacing w:after="80"/>
-            </w:pPr>
-            <w:r>
-              <w:rPr>
-                <w:color w:val="262626"/>
-                <w:sz w:val="21"/>
-                <w:szCs w:val="21"/>
-              </w:rPr>
-              <w:t>ROC-AUC uses FPR, which has the (large) negative count in its denominator, so even thousands of false positives barely move it when negatives dominate. The metric stays high even when precision is poor.</w:t>
-            </w:r>
-          </w:p>
-          <w:p>
-            <w:pPr>
-              <w:pStyle w:val="ListParagraph"/>
-              <w:numPr>
-                <w:ilvl w:val="0"/>
-                <w:numId w:val="2"/>
-              </w:numPr>
-              <w:spacing w:after="80"/>
-            </w:pPr>
-            <w:r>
-              <w:rPr>
-                <w:color w:val="262626"/>
-                <w:sz w:val="21"/>
-                <w:szCs w:val="21"/>
-              </w:rPr>
-              <w:t>Precision puts FP and TP in the same denominator, so PR-AUC stays sensitive to false positives no matter the imbalance.</w:t>
-            </w:r>
-          </w:p>
-          <w:p>
-            <w:pPr>
-              <w:pStyle w:val="ListParagraph"/>
-              <w:numPr>
-                <w:ilvl w:val="0"/>
-                <w:numId w:val="2"/>
-              </w:numPr>
-            </w:pPr>
-            <w:r>
-              <w:rPr>
-                <w:color w:val="262626"/>
-                <w:sz w:val="21"/>
-                <w:szCs w:val="21"/>
-              </w:rPr>
-              <w:t>In fraud (~0.1% positives) a model can have ROC-AUC 0.95 yet be useless in production because nearly every alert is a false positive — PR-AUC exposes that, ROC-AUC hides it.</w:t>
+              <w:t>Prefer PR when the positive class is rare and you care about the quality of positive predictions (fraud, disease, retrieval). Prefer ROC when classes are balanced or you want a prevalence-independent view of ranking.</w:t>
             </w:r>
           </w:p>
         </w:tc>
@@ -830,6 +482,12 @@
         <w:gridCol w:w="9360"/>
       </w:tblGrid>
       <w:tr>
+        <w:tblPrEx>
+          <w:tblCellMar>
+            <w:top w:w="0" w:type="dxa"/>
+            <w:bottom w:w="0" w:type="dxa"/>
+          </w:tblCellMar>
+        </w:tblPrEx>
         <w:tc>
           <w:tcPr>
             <w:tcW w:w="9360" w:type="dxa"/>
@@ -854,7 +512,7 @@
                 <w:bCs/>
                 <w:color w:val="9DC3E6"/>
               </w:rPr>
-              <w:t xml:space="preserve">Q4.  </w:t>
+              <w:t xml:space="preserve">Q3.  </w:t>
             </w:r>
             <w:r>
               <w:rPr>
@@ -862,12 +520,18 @@
                 <w:bCs/>
                 <w:color w:val="FFFFFF"/>
               </w:rPr>
-              <w:t>What does the baseline / random-classifier line look like on a PR curve, and why?</w:t>
+              <w:t>Why is PR-AUC (or AP) often preferred over ROC-AUC for imbalanced datasets?</w:t>
             </w:r>
           </w:p>
         </w:tc>
       </w:tr>
       <w:tr>
+        <w:tblPrEx>
+          <w:tblCellMar>
+            <w:top w:w="0" w:type="dxa"/>
+            <w:bottom w:w="0" w:type="dxa"/>
+          </w:tblCellMar>
+        </w:tblPrEx>
         <w:tc>
           <w:tcPr>
             <w:tcW w:w="9360" w:type="dxa"/>
@@ -915,7 +579,7 @@
                 <w:sz w:val="21"/>
                 <w:szCs w:val="21"/>
               </w:rPr>
-              <w:t>It is a horizontal line at y = P / (P + N), i.e. the positive-class prevalence.</w:t>
+              <w:t>ROC-AUC uses FPR, which has the (large) negative count in its denominator, so even thousands of false positives barely move it when negatives dominate. The metric stays high even when precision is poor.</w:t>
             </w:r>
           </w:p>
           <w:p>
@@ -933,41 +597,24 @@
                 <w:sz w:val="21"/>
                 <w:szCs w:val="21"/>
               </w:rPr>
-              <w:lastRenderedPageBreak/>
-              <w:t>A random classifier's precision at any recall equals the base rate of positives, because a random subset of predictions contains positives at the prevalence rate</w:t>
-            </w:r>
-            <w:r>
-              <w:rPr>
-                <w:color w:val="262626"/>
-                <w:sz w:val="21"/>
-                <w:szCs w:val="21"/>
-              </w:rPr>
-              <w:t xml:space="preserve"> (number of positives / total instances)</w:t>
-            </w:r>
-            <w:r>
-              <w:rPr>
-                <w:color w:val="262626"/>
-                <w:sz w:val="21"/>
-                <w:szCs w:val="21"/>
-              </w:rPr>
-              <w:t>.</w:t>
-            </w:r>
-          </w:p>
-          <w:p>
-            <w:pPr>
-              <w:pStyle w:val="ListParagraph"/>
-              <w:numPr>
-                <w:ilvl w:val="0"/>
-                <w:numId w:val="2"/>
-              </w:numPr>
-            </w:pPr>
-            <w:r>
-              <w:rPr>
-                <w:color w:val="262626"/>
-                <w:sz w:val="21"/>
-                <w:szCs w:val="21"/>
-              </w:rPr>
-              <w:t>Contrast: ROC's random baseline is the diagonal y = x. The PR baseline moving with prevalence is exactly why PR curves are prevalence-sensitive — a 0.4 PR-AUC is great at 1% prevalence but terrible at 40%.</w:t>
+              <w:t>Precision puts FP and TP in the same denominator, so PR-AUC stays sensitive to false positives no matter the imbalance.</w:t>
+            </w:r>
+          </w:p>
+          <w:p>
+            <w:pPr>
+              <w:pStyle w:val="ListParagraph"/>
+              <w:numPr>
+                <w:ilvl w:val="0"/>
+                <w:numId w:val="2"/>
+              </w:numPr>
+            </w:pPr>
+            <w:r>
+              <w:rPr>
+                <w:color w:val="262626"/>
+                <w:sz w:val="21"/>
+                <w:szCs w:val="21"/>
+              </w:rPr>
+              <w:t>In fraud (~0.1% positives) a model can have ROC-AUC 0.95 yet be useless in production because nearly every alert is a false positive — PR-AUC exposes that, ROC-AUC hides it.</w:t>
             </w:r>
           </w:p>
         </w:tc>
@@ -999,6 +646,12 @@
         <w:gridCol w:w="9360"/>
       </w:tblGrid>
       <w:tr>
+        <w:tblPrEx>
+          <w:tblCellMar>
+            <w:top w:w="0" w:type="dxa"/>
+            <w:bottom w:w="0" w:type="dxa"/>
+          </w:tblCellMar>
+        </w:tblPrEx>
         <w:tc>
           <w:tcPr>
             <w:tcW w:w="9360" w:type="dxa"/>
@@ -1023,7 +676,7 @@
                 <w:bCs/>
                 <w:color w:val="9DC3E6"/>
               </w:rPr>
-              <w:t xml:space="preserve">Q5.  </w:t>
+              <w:t xml:space="preserve">Q4.  </w:t>
             </w:r>
             <w:r>
               <w:rPr>
@@ -1031,12 +684,18 @@
                 <w:bCs/>
                 <w:color w:val="FFFFFF"/>
               </w:rPr>
-              <w:t>Why isn't the PR curve monotonic the way the ROC curve is?</w:t>
+              <w:t>What does the baseline / random-classifier line look like on a PR curve, and why?</w:t>
             </w:r>
           </w:p>
         </w:tc>
       </w:tr>
       <w:tr>
+        <w:tblPrEx>
+          <w:tblCellMar>
+            <w:top w:w="0" w:type="dxa"/>
+            <w:bottom w:w="0" w:type="dxa"/>
+          </w:tblCellMar>
+        </w:tblPrEx>
         <w:tc>
           <w:tcPr>
             <w:tcW w:w="9360" w:type="dxa"/>
@@ -1066,6 +725,7 @@
                 <w:sz w:val="16"/>
                 <w:szCs w:val="16"/>
               </w:rPr>
+              <w:lastRenderedPageBreak/>
               <w:t>ANSWER</w:t>
             </w:r>
           </w:p>
@@ -1084,6 +744,170 @@
                 <w:sz w:val="21"/>
                 <w:szCs w:val="21"/>
               </w:rPr>
+              <w:t>It is a horizontal line at y = P / (P + N), i.e. the positive-class prevalence.</w:t>
+            </w:r>
+          </w:p>
+          <w:p>
+            <w:pPr>
+              <w:pStyle w:val="ListParagraph"/>
+              <w:numPr>
+                <w:ilvl w:val="0"/>
+                <w:numId w:val="2"/>
+              </w:numPr>
+              <w:spacing w:after="80"/>
+            </w:pPr>
+            <w:r>
+              <w:rPr>
+                <w:color w:val="262626"/>
+                <w:sz w:val="21"/>
+                <w:szCs w:val="21"/>
+              </w:rPr>
+              <w:t>A random classifier's precision at any recall equals the base rate of positives, because a random subset of predictions contains positives at the prevalence rate.</w:t>
+            </w:r>
+          </w:p>
+          <w:p>
+            <w:pPr>
+              <w:pStyle w:val="ListParagraph"/>
+              <w:numPr>
+                <w:ilvl w:val="0"/>
+                <w:numId w:val="2"/>
+              </w:numPr>
+            </w:pPr>
+            <w:r>
+              <w:rPr>
+                <w:color w:val="262626"/>
+                <w:sz w:val="21"/>
+                <w:szCs w:val="21"/>
+              </w:rPr>
+              <w:t>Contrast: ROC's random baseline is the diagonal y = x. The PR baseline moving with prevalence is exactly why PR curves are prevalence-sensitive — a 0.4 PR-AUC is great at 1% prevalence but terrible at 40%.</w:t>
+            </w:r>
+          </w:p>
+        </w:tc>
+      </w:tr>
+    </w:tbl>
+    <w:p>
+      <w:pPr>
+        <w:spacing w:after="140"/>
+      </w:pPr>
+    </w:p>
+    <w:tbl>
+      <w:tblPr>
+        <w:tblW w:w="9360" w:type="dxa"/>
+        <w:tblBorders>
+          <w:top w:val="single" w:sz="4" w:space="0" w:color="auto"/>
+          <w:left w:val="single" w:sz="4" w:space="0" w:color="auto"/>
+          <w:bottom w:val="single" w:sz="4" w:space="0" w:color="auto"/>
+          <w:right w:val="single" w:sz="4" w:space="0" w:color="auto"/>
+          <w:insideH w:val="single" w:sz="4" w:space="0" w:color="auto"/>
+          <w:insideV w:val="single" w:sz="4" w:space="0" w:color="auto"/>
+        </w:tblBorders>
+        <w:tblCellMar>
+          <w:left w:w="10" w:type="dxa"/>
+          <w:right w:w="10" w:type="dxa"/>
+        </w:tblCellMar>
+        <w:tblLook w:val="04A0" w:firstRow="1" w:lastRow="0" w:firstColumn="1" w:lastColumn="0" w:noHBand="0" w:noVBand="1"/>
+      </w:tblPr>
+      <w:tblGrid>
+        <w:gridCol w:w="9360"/>
+      </w:tblGrid>
+      <w:tr>
+        <w:tblPrEx>
+          <w:tblCellMar>
+            <w:top w:w="0" w:type="dxa"/>
+            <w:bottom w:w="0" w:type="dxa"/>
+          </w:tblCellMar>
+        </w:tblPrEx>
+        <w:tc>
+          <w:tcPr>
+            <w:tcW w:w="9360" w:type="dxa"/>
+            <w:tcBorders>
+              <w:top w:val="single" w:sz="4" w:space="0" w:color="D9D9D9"/>
+              <w:left w:val="single" w:sz="4" w:space="0" w:color="D9D9D9"/>
+              <w:bottom w:val="single" w:sz="4" w:space="0" w:color="D9D9D9"/>
+              <w:right w:val="single" w:sz="4" w:space="0" w:color="D9D9D9"/>
+            </w:tcBorders>
+            <w:shd w:val="clear" w:color="auto" w:fill="1F3864"/>
+            <w:tcMar>
+              <w:top w:w="100" w:type="dxa"/>
+              <w:left w:w="160" w:type="dxa"/>
+              <w:bottom w:w="100" w:type="dxa"/>
+              <w:right w:w="160" w:type="dxa"/>
+            </w:tcMar>
+          </w:tcPr>
+          <w:p>
+            <w:r>
+              <w:rPr>
+                <w:b/>
+                <w:bCs/>
+                <w:color w:val="9DC3E6"/>
+              </w:rPr>
+              <w:t xml:space="preserve">Q5.  </w:t>
+            </w:r>
+            <w:r>
+              <w:rPr>
+                <w:b/>
+                <w:bCs/>
+                <w:color w:val="FFFFFF"/>
+              </w:rPr>
+              <w:t>Why isn't the PR curve monotonic the way the ROC curve is?</w:t>
+            </w:r>
+          </w:p>
+        </w:tc>
+      </w:tr>
+      <w:tr>
+        <w:tblPrEx>
+          <w:tblCellMar>
+            <w:top w:w="0" w:type="dxa"/>
+            <w:bottom w:w="0" w:type="dxa"/>
+          </w:tblCellMar>
+        </w:tblPrEx>
+        <w:tc>
+          <w:tcPr>
+            <w:tcW w:w="9360" w:type="dxa"/>
+            <w:tcBorders>
+              <w:top w:val="single" w:sz="4" w:space="0" w:color="D9D9D9"/>
+              <w:left w:val="single" w:sz="4" w:space="0" w:color="D9D9D9"/>
+              <w:bottom w:val="single" w:sz="4" w:space="0" w:color="D9D9D9"/>
+              <w:right w:val="single" w:sz="4" w:space="0" w:color="D9D9D9"/>
+            </w:tcBorders>
+            <w:shd w:val="clear" w:color="auto" w:fill="FFFFFF"/>
+            <w:tcMar>
+              <w:top w:w="120" w:type="dxa"/>
+              <w:left w:w="160" w:type="dxa"/>
+              <w:bottom w:w="120" w:type="dxa"/>
+              <w:right w:w="160" w:type="dxa"/>
+            </w:tcMar>
+          </w:tcPr>
+          <w:p>
+            <w:pPr>
+              <w:spacing w:after="60"/>
+            </w:pPr>
+            <w:r>
+              <w:rPr>
+                <w:b/>
+                <w:bCs/>
+                <w:color w:val="2E75B6"/>
+                <w:sz w:val="16"/>
+                <w:szCs w:val="16"/>
+              </w:rPr>
+              <w:t>ANSWER</w:t>
+            </w:r>
+          </w:p>
+          <w:p>
+            <w:pPr>
+              <w:pStyle w:val="ListParagraph"/>
+              <w:numPr>
+                <w:ilvl w:val="0"/>
+                <w:numId w:val="2"/>
+              </w:numPr>
+              <w:spacing w:after="80"/>
+            </w:pPr>
+            <w:r>
+              <w:rPr>
+                <w:color w:val="262626"/>
+                <w:sz w:val="21"/>
+                <w:szCs w:val="21"/>
+              </w:rPr>
               <w:t>Recall is monotonic in threshold (lowering the threshold can only add TPs, never remove them), but precision is not.</w:t>
             </w:r>
           </w:p>
@@ -1120,7 +944,25 @@
                 <w:sz w:val="21"/>
                 <w:szCs w:val="21"/>
               </w:rPr>
-              <w:t xml:space="preserve"> the curve zig-zags / saw-tooths as you alternate between hitting TPs and FPs.</w:t>
+              <w:t xml:space="preserve"> the curve </w:t>
+            </w:r>
+            <w:proofErr w:type="gramStart"/>
+            <w:r>
+              <w:rPr>
+                <w:color w:val="262626"/>
+                <w:sz w:val="21"/>
+                <w:szCs w:val="21"/>
+              </w:rPr>
+              <w:t>zig-zags</w:t>
+            </w:r>
+            <w:proofErr w:type="gramEnd"/>
+            <w:r>
+              <w:rPr>
+                <w:color w:val="262626"/>
+                <w:sz w:val="21"/>
+                <w:szCs w:val="21"/>
+              </w:rPr>
+              <w:t xml:space="preserve"> / saw-tooths as you alternate between hitting TPs and FPs.</w:t>
             </w:r>
           </w:p>
           <w:p>
@@ -1187,6 +1029,12 @@
         <w:gridCol w:w="9360"/>
       </w:tblGrid>
       <w:tr>
+        <w:tblPrEx>
+          <w:tblCellMar>
+            <w:top w:w="0" w:type="dxa"/>
+            <w:bottom w:w="0" w:type="dxa"/>
+          </w:tblCellMar>
+        </w:tblPrEx>
         <w:tc>
           <w:tcPr>
             <w:tcW w:w="9360" w:type="dxa"/>
@@ -1225,6 +1073,12 @@
         </w:tc>
       </w:tr>
       <w:tr>
+        <w:tblPrEx>
+          <w:tblCellMar>
+            <w:top w:w="0" w:type="dxa"/>
+            <w:bottom w:w="0" w:type="dxa"/>
+          </w:tblCellMar>
+        </w:tblPrEx>
         <w:tc>
           <w:tcPr>
             <w:tcW w:w="9360" w:type="dxa"/>
@@ -1339,6 +1193,12 @@
         <w:gridCol w:w="9360"/>
       </w:tblGrid>
       <w:tr>
+        <w:tblPrEx>
+          <w:tblCellMar>
+            <w:top w:w="0" w:type="dxa"/>
+            <w:bottom w:w="0" w:type="dxa"/>
+          </w:tblCellMar>
+        </w:tblPrEx>
         <w:tc>
           <w:tcPr>
             <w:tcW w:w="9360" w:type="dxa"/>
@@ -1377,9 +1237,12 @@
         </w:tc>
       </w:tr>
       <w:tr>
-        <w:trPr>
-          <w:trHeight w:val="16"/>
-        </w:trPr>
+        <w:tblPrEx>
+          <w:tblCellMar>
+            <w:top w:w="0" w:type="dxa"/>
+            <w:bottom w:w="0" w:type="dxa"/>
+          </w:tblCellMar>
+        </w:tblPrEx>
         <w:tc>
           <w:tcPr>
             <w:tcW w:w="9360" w:type="dxa"/>
@@ -1463,7 +1326,25 @@
                 <w:sz w:val="21"/>
                 <w:szCs w:val="21"/>
               </w:rPr>
-              <w:t>Rₙ − Rₙ₋₁)·Pₙ — no interpolation between points.</w:t>
+              <w:t>Rₙ − Rₙ₋</w:t>
+            </w:r>
+            <w:proofErr w:type="gramStart"/>
+            <w:r>
+              <w:rPr>
+                <w:color w:val="262626"/>
+                <w:sz w:val="21"/>
+                <w:szCs w:val="21"/>
+              </w:rPr>
+              <w:t>₁)·</w:t>
+            </w:r>
+            <w:proofErr w:type="gramEnd"/>
+            <w:r>
+              <w:rPr>
+                <w:color w:val="262626"/>
+                <w:sz w:val="21"/>
+                <w:szCs w:val="21"/>
+              </w:rPr>
+              <w:t>Pₙ — no interpolation between points.</w:t>
             </w:r>
           </w:p>
           <w:p>
@@ -1576,6 +1457,12 @@
         <w:gridCol w:w="9360"/>
       </w:tblGrid>
       <w:tr>
+        <w:tblPrEx>
+          <w:tblCellMar>
+            <w:top w:w="0" w:type="dxa"/>
+            <w:bottom w:w="0" w:type="dxa"/>
+          </w:tblCellMar>
+        </w:tblPrEx>
         <w:tc>
           <w:tcPr>
             <w:tcW w:w="9360" w:type="dxa"/>
@@ -1679,6 +1566,12 @@
         </w:tc>
       </w:tr>
       <w:tr>
+        <w:tblPrEx>
+          <w:tblCellMar>
+            <w:top w:w="0" w:type="dxa"/>
+            <w:bottom w:w="0" w:type="dxa"/>
+          </w:tblCellMar>
+        </w:tblPrEx>
         <w:tc>
           <w:tcPr>
             <w:tcW w:w="9360" w:type="dxa"/>
@@ -1736,7 +1629,7 @@
                 <w:sz w:val="21"/>
                 <w:szCs w:val="21"/>
               </w:rPr>
-              <w:t xml:space="preserve"> uses the step-wise weighted sum </w:t>
+              <w:t xml:space="preserve"> uses the </w:t>
             </w:r>
             <w:proofErr w:type="gramStart"/>
             <w:r>
@@ -1745,6 +1638,24 @@
                 <w:sz w:val="21"/>
                 <w:szCs w:val="21"/>
               </w:rPr>
+              <w:t>step-wise</w:t>
+            </w:r>
+            <w:proofErr w:type="gramEnd"/>
+            <w:r>
+              <w:rPr>
+                <w:color w:val="262626"/>
+                <w:sz w:val="21"/>
+                <w:szCs w:val="21"/>
+              </w:rPr>
+              <w:t xml:space="preserve"> weighted sum </w:t>
+            </w:r>
+            <w:proofErr w:type="gramStart"/>
+            <w:r>
+              <w:rPr>
+                <w:color w:val="262626"/>
+                <w:sz w:val="21"/>
+                <w:szCs w:val="21"/>
+              </w:rPr>
               <w:t>Σ(</w:t>
             </w:r>
             <w:proofErr w:type="gramEnd"/>
@@ -1754,7 +1665,25 @@
                 <w:sz w:val="21"/>
                 <w:szCs w:val="21"/>
               </w:rPr>
-              <w:t>Rₙ − Rₙ₋₁)·Pₙ.</w:t>
+              <w:t>Rₙ − Rₙ₋</w:t>
+            </w:r>
+            <w:proofErr w:type="gramStart"/>
+            <w:r>
+              <w:rPr>
+                <w:color w:val="262626"/>
+                <w:sz w:val="21"/>
+                <w:szCs w:val="21"/>
+              </w:rPr>
+              <w:t>₁)·</w:t>
+            </w:r>
+            <w:proofErr w:type="gramEnd"/>
+            <w:r>
+              <w:rPr>
+                <w:color w:val="262626"/>
+                <w:sz w:val="21"/>
+                <w:szCs w:val="21"/>
+              </w:rPr>
+              <w:t>Pₙ.</w:t>
             </w:r>
           </w:p>
           <w:p>
@@ -1833,325 +1762,6 @@
         </w:tc>
       </w:tr>
     </w:tbl>
-    <w:p>
-      <w:pPr>
-        <w:pStyle w:val="NormalWeb"/>
-      </w:pPr>
-      <w:r>
-        <w:t>Here's an explanation you can use:</w:t>
-      </w:r>
-    </w:p>
-    <w:p>
-      <w:pPr>
-        <w:pStyle w:val="NormalWeb"/>
-      </w:pPr>
-      <w:r>
-        <w:rPr>
-          <w:rStyle w:val="Strong"/>
-        </w:rPr>
-        <w:t>The setup.</w:t>
-      </w:r>
-      <w:r>
-        <w:t xml:space="preserve"> Both metrics try to summarize a precision-recall curve as a single number — the "area under the PR curve." They just integrate it differently.</w:t>
-      </w:r>
-    </w:p>
-    <w:p>
-      <w:pPr>
-        <w:pStyle w:val="NormalWeb"/>
-      </w:pPr>
-      <w:proofErr w:type="spellStart"/>
-      <w:r>
-        <w:rPr>
-          <w:rStyle w:val="Strong"/>
-        </w:rPr>
-        <w:t>average_precision_score</w:t>
-      </w:r>
-      <w:proofErr w:type="spellEnd"/>
-      <w:r>
-        <w:rPr>
-          <w:rStyle w:val="Strong"/>
-        </w:rPr>
-        <w:t xml:space="preserve"> (step sum).</w:t>
-      </w:r>
-      <w:r>
-        <w:t xml:space="preserve"> It treats the PR curve as a staircase. As you lower the classification threshold, recall increases in jumps, and at each jump it weights the </w:t>
-      </w:r>
-      <w:r>
-        <w:rPr>
-          <w:rStyle w:val="Emphasis"/>
-        </w:rPr>
-        <w:t>current</w:t>
-      </w:r>
-      <w:r>
-        <w:t xml:space="preserve"> precision by the </w:t>
-      </w:r>
-      <w:r>
-        <w:rPr>
-          <w:rStyle w:val="Emphasis"/>
-        </w:rPr>
-        <w:t>change</w:t>
-      </w:r>
-      <w:r>
-        <w:t xml:space="preserve"> in recall:</w:t>
-      </w:r>
-    </w:p>
-    <w:p>
-      <w:pPr>
-        <w:pStyle w:val="NormalWeb"/>
-      </w:pPr>
-      <w:r>
-        <w:t>AP = ∑ₙ (Rₙ − Rₙ₋₁) · Pₙ</w:t>
-      </w:r>
-    </w:p>
-    <w:p>
-      <w:pPr>
-        <w:pStyle w:val="NormalWeb"/>
-      </w:pPr>
-      <w:r>
-        <w:t xml:space="preserve">Each term is the width of a recall step times the height (precision) at the right edge of that step. No assumption is made about what happens </w:t>
-      </w:r>
-      <w:r>
-        <w:rPr>
-          <w:rStyle w:val="Emphasis"/>
-        </w:rPr>
-        <w:t>between</w:t>
-      </w:r>
-      <w:r>
-        <w:t xml:space="preserve"> the points — it just uses the value </w:t>
-      </w:r>
-      <w:proofErr w:type="gramStart"/>
-      <w:r>
-        <w:t>actually observed</w:t>
-      </w:r>
-      <w:proofErr w:type="gramEnd"/>
-      <w:r>
-        <w:t xml:space="preserve"> at each threshold.</w:t>
-      </w:r>
-    </w:p>
-    <w:p>
-      <w:pPr>
-        <w:pStyle w:val="NormalWeb"/>
-      </w:pPr>
-      <w:proofErr w:type="spellStart"/>
-      <w:proofErr w:type="gramStart"/>
-      <w:r>
-        <w:rPr>
-          <w:rStyle w:val="Strong"/>
-        </w:rPr>
-        <w:t>auc</w:t>
-      </w:r>
-      <w:proofErr w:type="spellEnd"/>
-      <w:r>
-        <w:rPr>
-          <w:rStyle w:val="Strong"/>
-        </w:rPr>
-        <w:t>(</w:t>
-      </w:r>
-      <w:proofErr w:type="gramEnd"/>
-      <w:r>
-        <w:rPr>
-          <w:rStyle w:val="Strong"/>
-        </w:rPr>
-        <w:t>recall, precision) (trapezoidal).</w:t>
-      </w:r>
-      <w:r>
-        <w:t xml:space="preserve"> This connects consecutive PR points with straight diagonal lines and sums the trapezoids underneath. The implicit claim is that as recall moves from Rₙ₋₁ to Rₙ, precision slides linearly from Pₙ₋₁ to Pₙ.</w:t>
-      </w:r>
-    </w:p>
-    <w:p>
-      <w:pPr>
-        <w:pStyle w:val="NormalWeb"/>
-      </w:pPr>
-      <w:r>
-        <w:rPr>
-          <w:rStyle w:val="Strong"/>
-        </w:rPr>
-        <w:t>Why that linear claim is wrong.</w:t>
-      </w:r>
-      <w:r>
-        <w:t xml:space="preserve"> Precision and recall don't trade off linearly. When you add the next batch of predictions to push recall up, precision can move sharply and non-monotonically — it's governed by how many of those newly-included predictions are true positives, which is lumpy, not smooth. There's no real classifier whose behavior between two measured thresholds traces a straight line in PR space. </w:t>
-      </w:r>
-      <w:proofErr w:type="gramStart"/>
-      <w:r>
-        <w:t>So</w:t>
-      </w:r>
-      <w:proofErr w:type="gramEnd"/>
-      <w:r>
-        <w:t xml:space="preserve"> the diagonal is a fiction.</w:t>
-      </w:r>
-    </w:p>
-    <w:p>
-      <w:pPr>
-        <w:pStyle w:val="NormalWeb"/>
-      </w:pPr>
-      <w:r>
-        <w:rPr>
-          <w:rStyle w:val="Strong"/>
-        </w:rPr>
-        <w:t>Why it inflates the score.</w:t>
-      </w:r>
-      <w:r>
-        <w:t xml:space="preserve"> Because precision generally </w:t>
-      </w:r>
-      <w:r>
-        <w:rPr>
-          <w:rStyle w:val="Emphasis"/>
-        </w:rPr>
-        <w:t>falls</w:t>
-      </w:r>
-      <w:r>
-        <w:t xml:space="preserve"> as recall rises (you're scraping deeper into lower-confidence predictions), the straight line drawn between two points usually sits </w:t>
-      </w:r>
-      <w:r>
-        <w:rPr>
-          <w:rStyle w:val="Emphasis"/>
-        </w:rPr>
-        <w:t>above</w:t>
-      </w:r>
-      <w:r>
-        <w:t xml:space="preserve"> the staircase the data </w:t>
-      </w:r>
-      <w:proofErr w:type="gramStart"/>
-      <w:r>
-        <w:t>actually traces</w:t>
-      </w:r>
-      <w:proofErr w:type="gramEnd"/>
-      <w:r>
-        <w:t>. Area gets counted that the classifier never earned. That's the upward bias — trapezoidal PR-AUC tends to flatter the model.</w:t>
-      </w:r>
-    </w:p>
-    <w:p>
-      <w:pPr>
-        <w:pStyle w:val="NormalWeb"/>
-      </w:pPr>
-      <w:r>
-        <w:rPr>
-          <w:rStyle w:val="Strong"/>
-        </w:rPr>
-        <w:t>The honest caveat (good to volunteer in an interview).</w:t>
-      </w:r>
-      <w:r>
-        <w:t xml:space="preserve"> It's not a universal law that the trapezoid is always too high. On any single segment, whether the diagonal lands above or below the step depends on whether precision is rising or falling there. The reason the </w:t>
-      </w:r>
-      <w:r>
-        <w:rPr>
-          <w:rStyle w:val="Emphasis"/>
-        </w:rPr>
-        <w:t>net</w:t>
-      </w:r>
-      <w:r>
-        <w:t xml:space="preserve"> effect is overstatement is that the falling-precision case dominates real curves. So "trapezoidal overstates" is an empirical tendency driven by the typical shape, not an algebraic guarantee.</w:t>
-      </w:r>
-    </w:p>
-    <w:p>
-      <w:pPr>
-        <w:pStyle w:val="NormalWeb"/>
-      </w:pPr>
-      <w:r>
-        <w:rPr>
-          <w:rStyle w:val="Strong"/>
-        </w:rPr>
-        <w:lastRenderedPageBreak/>
-        <w:t>Bottom line.</w:t>
-      </w:r>
-      <w:r>
-        <w:t xml:space="preserve"> Prefer </w:t>
-      </w:r>
-      <w:proofErr w:type="spellStart"/>
-      <w:r>
-        <w:rPr>
-          <w:rStyle w:val="HTMLCode"/>
-        </w:rPr>
-        <w:t>average_precision_score</w:t>
-      </w:r>
-      <w:proofErr w:type="spellEnd"/>
-      <w:r>
-        <w:t xml:space="preserve"> because it reports what the classifier </w:t>
-      </w:r>
-      <w:proofErr w:type="gramStart"/>
-      <w:r>
-        <w:t>actually achieved</w:t>
-      </w:r>
-      <w:proofErr w:type="gramEnd"/>
-      <w:r>
-        <w:t xml:space="preserve"> at observed operating points, with no interpolation artifact. </w:t>
-      </w:r>
-      <w:proofErr w:type="spellStart"/>
-      <w:r>
-        <w:t>sklearn</w:t>
-      </w:r>
-      <w:proofErr w:type="spellEnd"/>
-      <w:r>
-        <w:t xml:space="preserve"> itself recommends against pairing </w:t>
-      </w:r>
-      <w:proofErr w:type="spellStart"/>
-      <w:r>
-        <w:rPr>
-          <w:rStyle w:val="HTMLCode"/>
-        </w:rPr>
-        <w:t>auc</w:t>
-      </w:r>
-      <w:proofErr w:type="spellEnd"/>
-      <w:r>
-        <w:t xml:space="preserve"> with precision-recall data for exactly this reason.</w:t>
-      </w:r>
-    </w:p>
-    <w:p>
-      <w:pPr>
-        <w:pStyle w:val="NormalWeb"/>
-      </w:pPr>
-      <w:r>
-        <w:rPr>
-          <w:noProof/>
-        </w:rPr>
-        <w:drawing>
-          <wp:inline distT="0" distB="0" distL="0" distR="0" wp14:anchorId="17FEBF96" wp14:editId="5F92D958">
-            <wp:extent cx="5943600" cy="6657975"/>
-            <wp:effectExtent l="0" t="0" r="0" b="0"/>
-            <wp:docPr id="2016696158" name="Picture 1" descr="A screenshot of a graph&#10;&#10;Description automatically generated"/>
-            <wp:cNvGraphicFramePr>
-              <a:graphicFrameLocks xmlns:a="http://schemas.openxmlformats.org/drawingml/2006/main" noChangeAspect="1"/>
-            </wp:cNvGraphicFramePr>
-            <a:graphic xmlns:a="http://schemas.openxmlformats.org/drawingml/2006/main">
-              <a:graphicData uri="http://schemas.openxmlformats.org/drawingml/2006/picture">
-                <pic:pic xmlns:pic="http://schemas.openxmlformats.org/drawingml/2006/picture">
-                  <pic:nvPicPr>
-                    <pic:cNvPr id="2016696158" name="Picture 1" descr="A screenshot of a graph&#10;&#10;Description automatically generated"/>
-                    <pic:cNvPicPr/>
-                  </pic:nvPicPr>
-                  <pic:blipFill>
-                    <a:blip r:embed="rId5" cstate="print">
-                      <a:extLst>
-                        <a:ext uri="{28A0092B-C50C-407E-A947-70E740481C1C}">
-                          <a14:useLocalDpi xmlns:a14="http://schemas.microsoft.com/office/drawing/2010/main" val="0"/>
-                        </a:ext>
-                      </a:extLst>
-                    </a:blip>
-                    <a:stretch>
-                      <a:fillRect/>
-                    </a:stretch>
-                  </pic:blipFill>
-                  <pic:spPr>
-                    <a:xfrm>
-                      <a:off x="0" y="0"/>
-                      <a:ext cx="5943600" cy="6657975"/>
-                    </a:xfrm>
-                    <a:prstGeom prst="rect">
-                      <a:avLst/>
-                    </a:prstGeom>
-                  </pic:spPr>
-                </pic:pic>
-              </a:graphicData>
-            </a:graphic>
-          </wp:inline>
-        </w:drawing>
-      </w:r>
-    </w:p>
-    <w:p>
-      <w:pPr>
-        <w:spacing w:after="140"/>
-      </w:pPr>
-    </w:p>
     <w:p>
       <w:pPr>
         <w:spacing w:after="140"/>
@@ -2178,6 +1788,12 @@
         <w:gridCol w:w="9360"/>
       </w:tblGrid>
       <w:tr>
+        <w:tblPrEx>
+          <w:tblCellMar>
+            <w:top w:w="0" w:type="dxa"/>
+            <w:bottom w:w="0" w:type="dxa"/>
+          </w:tblCellMar>
+        </w:tblPrEx>
         <w:tc>
           <w:tcPr>
             <w:tcW w:w="9360" w:type="dxa"/>
@@ -2202,8 +1818,7 @@
                 <w:bCs/>
                 <w:color w:val="9DC3E6"/>
               </w:rPr>
-              <w:lastRenderedPageBreak/>
-              <w:t xml:space="preserve">Q10.  </w:t>
+              <w:t xml:space="preserve">Q9.  </w:t>
             </w:r>
             <w:r>
               <w:rPr>
@@ -2211,12 +1826,36 @@
                 <w:bCs/>
                 <w:color w:val="FFFFFF"/>
               </w:rPr>
-              <w:t>How do you compute F1 from a PR curve, and find the threshold that maximizes it?</w:t>
+              <w:t xml:space="preserve">What is </w:t>
+            </w:r>
+            <w:proofErr w:type="spellStart"/>
+            <w:r>
+              <w:rPr>
+                <w:b/>
+                <w:bCs/>
+                <w:color w:val="FFFFFF"/>
+              </w:rPr>
+              <w:t>mAP</w:t>
+            </w:r>
+            <w:proofErr w:type="spellEnd"/>
+            <w:r>
+              <w:rPr>
+                <w:b/>
+                <w:bCs/>
+                <w:color w:val="FFFFFF"/>
+              </w:rPr>
+              <w:t>, and in what contexts is it used?</w:t>
             </w:r>
           </w:p>
         </w:tc>
       </w:tr>
       <w:tr>
+        <w:tblPrEx>
+          <w:tblCellMar>
+            <w:top w:w="0" w:type="dxa"/>
+            <w:bottom w:w="0" w:type="dxa"/>
+          </w:tblCellMar>
+        </w:tblPrEx>
         <w:tc>
           <w:tcPr>
             <w:tcW w:w="9360" w:type="dxa"/>
@@ -2258,32 +1897,251 @@
               </w:numPr>
               <w:spacing w:after="80"/>
             </w:pPr>
-            <w:r>
-              <w:rPr>
-                <w:color w:val="262626"/>
-                <w:sz w:val="21"/>
-                <w:szCs w:val="21"/>
-              </w:rPr>
-              <w:t xml:space="preserve">At each PR point, F1 = 2·P·R / (P + R) — the </w:t>
-            </w:r>
-            <w:r>
-              <w:rPr>
-                <w:b/>
-                <w:bCs/>
-                <w:color w:val="262626"/>
-                <w:sz w:val="21"/>
-                <w:szCs w:val="21"/>
-                <w:highlight w:val="yellow"/>
-              </w:rPr>
-              <w:t>harmonic mean</w:t>
-            </w:r>
-            <w:r>
-              <w:rPr>
-                <w:color w:val="262626"/>
-                <w:sz w:val="21"/>
-                <w:szCs w:val="21"/>
-              </w:rPr>
-              <w:t xml:space="preserve"> of that point's precision and recall.</w:t>
+            <w:proofErr w:type="spellStart"/>
+            <w:r>
+              <w:rPr>
+                <w:color w:val="262626"/>
+                <w:sz w:val="21"/>
+                <w:szCs w:val="21"/>
+              </w:rPr>
+              <w:t>mAP</w:t>
+            </w:r>
+            <w:proofErr w:type="spellEnd"/>
+            <w:r>
+              <w:rPr>
+                <w:color w:val="262626"/>
+                <w:sz w:val="21"/>
+                <w:szCs w:val="21"/>
+              </w:rPr>
+              <w:t xml:space="preserve"> = mean Average Precision, the AP averaged across classes (or across queries).</w:t>
+            </w:r>
+          </w:p>
+          <w:p>
+            <w:pPr>
+              <w:pStyle w:val="ListParagraph"/>
+              <w:numPr>
+                <w:ilvl w:val="0"/>
+                <w:numId w:val="2"/>
+              </w:numPr>
+              <w:spacing w:after="80"/>
+            </w:pPr>
+            <w:r>
+              <w:rPr>
+                <w:color w:val="262626"/>
+                <w:sz w:val="21"/>
+                <w:szCs w:val="21"/>
+              </w:rPr>
+              <w:t xml:space="preserve">Object detection: AP is computed per object class (often at multiple </w:t>
+            </w:r>
+            <w:proofErr w:type="spellStart"/>
+            <w:r>
+              <w:rPr>
+                <w:color w:val="262626"/>
+                <w:sz w:val="21"/>
+                <w:szCs w:val="21"/>
+              </w:rPr>
+              <w:t>IoU</w:t>
+            </w:r>
+            <w:proofErr w:type="spellEnd"/>
+            <w:r>
+              <w:rPr>
+                <w:color w:val="262626"/>
+                <w:sz w:val="21"/>
+                <w:szCs w:val="21"/>
+              </w:rPr>
+              <w:t xml:space="preserve"> thresholds, e.g. COCO </w:t>
+            </w:r>
+            <w:proofErr w:type="spellStart"/>
+            <w:r>
+              <w:rPr>
+                <w:color w:val="262626"/>
+                <w:sz w:val="21"/>
+                <w:szCs w:val="21"/>
+              </w:rPr>
+              <w:t>mAP</w:t>
+            </w:r>
+            <w:proofErr w:type="spellEnd"/>
+            <w:proofErr w:type="gramStart"/>
+            <w:r>
+              <w:rPr>
+                <w:color w:val="262626"/>
+                <w:sz w:val="21"/>
+                <w:szCs w:val="21"/>
+              </w:rPr>
+              <w:t>@[</w:t>
+            </w:r>
+            <w:proofErr w:type="gramEnd"/>
+            <w:r>
+              <w:rPr>
+                <w:color w:val="262626"/>
+                <w:sz w:val="21"/>
+                <w:szCs w:val="21"/>
+              </w:rPr>
+              <w:t xml:space="preserve">.5:.95]) and averaged → </w:t>
+            </w:r>
+            <w:proofErr w:type="spellStart"/>
+            <w:r>
+              <w:rPr>
+                <w:color w:val="262626"/>
+                <w:sz w:val="21"/>
+                <w:szCs w:val="21"/>
+              </w:rPr>
+              <w:t>mAP</w:t>
+            </w:r>
+            <w:proofErr w:type="spellEnd"/>
+            <w:r>
+              <w:rPr>
+                <w:color w:val="262626"/>
+                <w:sz w:val="21"/>
+                <w:szCs w:val="21"/>
+              </w:rPr>
+              <w:t>.</w:t>
+            </w:r>
+          </w:p>
+          <w:p>
+            <w:pPr>
+              <w:pStyle w:val="ListParagraph"/>
+              <w:numPr>
+                <w:ilvl w:val="0"/>
+                <w:numId w:val="2"/>
+              </w:numPr>
+            </w:pPr>
+            <w:r>
+              <w:rPr>
+                <w:color w:val="262626"/>
+                <w:sz w:val="21"/>
+                <w:szCs w:val="21"/>
+              </w:rPr>
+              <w:t>Information retrieval: AP is computed per query and averaged across queries → MAP, the standard ranking-quality metric.</w:t>
+            </w:r>
+          </w:p>
+        </w:tc>
+      </w:tr>
+    </w:tbl>
+    <w:p>
+      <w:pPr>
+        <w:spacing w:after="140"/>
+      </w:pPr>
+    </w:p>
+    <w:tbl>
+      <w:tblPr>
+        <w:tblW w:w="9360" w:type="dxa"/>
+        <w:tblBorders>
+          <w:top w:val="single" w:sz="4" w:space="0" w:color="auto"/>
+          <w:left w:val="single" w:sz="4" w:space="0" w:color="auto"/>
+          <w:bottom w:val="single" w:sz="4" w:space="0" w:color="auto"/>
+          <w:right w:val="single" w:sz="4" w:space="0" w:color="auto"/>
+          <w:insideH w:val="single" w:sz="4" w:space="0" w:color="auto"/>
+          <w:insideV w:val="single" w:sz="4" w:space="0" w:color="auto"/>
+        </w:tblBorders>
+        <w:tblCellMar>
+          <w:left w:w="10" w:type="dxa"/>
+          <w:right w:w="10" w:type="dxa"/>
+        </w:tblCellMar>
+        <w:tblLook w:val="04A0" w:firstRow="1" w:lastRow="0" w:firstColumn="1" w:lastColumn="0" w:noHBand="0" w:noVBand="1"/>
+      </w:tblPr>
+      <w:tblGrid>
+        <w:gridCol w:w="9360"/>
+      </w:tblGrid>
+      <w:tr>
+        <w:tblPrEx>
+          <w:tblCellMar>
+            <w:top w:w="0" w:type="dxa"/>
+            <w:bottom w:w="0" w:type="dxa"/>
+          </w:tblCellMar>
+        </w:tblPrEx>
+        <w:tc>
+          <w:tcPr>
+            <w:tcW w:w="9360" w:type="dxa"/>
+            <w:tcBorders>
+              <w:top w:val="single" w:sz="4" w:space="0" w:color="D9D9D9"/>
+              <w:left w:val="single" w:sz="4" w:space="0" w:color="D9D9D9"/>
+              <w:bottom w:val="single" w:sz="4" w:space="0" w:color="D9D9D9"/>
+              <w:right w:val="single" w:sz="4" w:space="0" w:color="D9D9D9"/>
+            </w:tcBorders>
+            <w:shd w:val="clear" w:color="auto" w:fill="1F3864"/>
+            <w:tcMar>
+              <w:top w:w="100" w:type="dxa"/>
+              <w:left w:w="160" w:type="dxa"/>
+              <w:bottom w:w="100" w:type="dxa"/>
+              <w:right w:w="160" w:type="dxa"/>
+            </w:tcMar>
+          </w:tcPr>
+          <w:p>
+            <w:r>
+              <w:rPr>
+                <w:b/>
+                <w:bCs/>
+                <w:color w:val="9DC3E6"/>
+              </w:rPr>
+              <w:t xml:space="preserve">Q10.  </w:t>
+            </w:r>
+            <w:r>
+              <w:rPr>
+                <w:b/>
+                <w:bCs/>
+                <w:color w:val="FFFFFF"/>
+              </w:rPr>
+              <w:t>How do you compute F1 from a PR curve, and find the threshold that maximizes it?</w:t>
+            </w:r>
+          </w:p>
+        </w:tc>
+      </w:tr>
+      <w:tr>
+        <w:tblPrEx>
+          <w:tblCellMar>
+            <w:top w:w="0" w:type="dxa"/>
+            <w:bottom w:w="0" w:type="dxa"/>
+          </w:tblCellMar>
+        </w:tblPrEx>
+        <w:tc>
+          <w:tcPr>
+            <w:tcW w:w="9360" w:type="dxa"/>
+            <w:tcBorders>
+              <w:top w:val="single" w:sz="4" w:space="0" w:color="D9D9D9"/>
+              <w:left w:val="single" w:sz="4" w:space="0" w:color="D9D9D9"/>
+              <w:bottom w:val="single" w:sz="4" w:space="0" w:color="D9D9D9"/>
+              <w:right w:val="single" w:sz="4" w:space="0" w:color="D9D9D9"/>
+            </w:tcBorders>
+            <w:shd w:val="clear" w:color="auto" w:fill="FFFFFF"/>
+            <w:tcMar>
+              <w:top w:w="120" w:type="dxa"/>
+              <w:left w:w="160" w:type="dxa"/>
+              <w:bottom w:w="120" w:type="dxa"/>
+              <w:right w:w="160" w:type="dxa"/>
+            </w:tcMar>
+          </w:tcPr>
+          <w:p>
+            <w:pPr>
+              <w:spacing w:after="60"/>
+            </w:pPr>
+            <w:r>
+              <w:rPr>
+                <w:b/>
+                <w:bCs/>
+                <w:color w:val="2E75B6"/>
+                <w:sz w:val="16"/>
+                <w:szCs w:val="16"/>
+              </w:rPr>
+              <w:t>ANSWER</w:t>
+            </w:r>
+          </w:p>
+          <w:p>
+            <w:pPr>
+              <w:pStyle w:val="ListParagraph"/>
+              <w:numPr>
+                <w:ilvl w:val="0"/>
+                <w:numId w:val="2"/>
+              </w:numPr>
+              <w:spacing w:after="80"/>
+            </w:pPr>
+            <w:r>
+              <w:rPr>
+                <w:color w:val="262626"/>
+                <w:sz w:val="21"/>
+                <w:szCs w:val="21"/>
+              </w:rPr>
+              <w:t>At each PR point, F1 = 2·P·R / (P + R) — the harmonic mean of that point's precision and recall.</w:t>
             </w:r>
           </w:p>
           <w:p>
@@ -2368,6 +2226,12 @@
         <w:gridCol w:w="9360"/>
       </w:tblGrid>
       <w:tr>
+        <w:tblPrEx>
+          <w:tblCellMar>
+            <w:top w:w="0" w:type="dxa"/>
+            <w:bottom w:w="0" w:type="dxa"/>
+          </w:tblCellMar>
+        </w:tblPrEx>
         <w:tc>
           <w:tcPr>
             <w:tcW w:w="9360" w:type="dxa"/>
@@ -2406,6 +2270,12 @@
         </w:tc>
       </w:tr>
       <w:tr>
+        <w:tblPrEx>
+          <w:tblCellMar>
+            <w:top w:w="0" w:type="dxa"/>
+            <w:bottom w:w="0" w:type="dxa"/>
+          </w:tblCellMar>
+        </w:tblPrEx>
         <w:tc>
           <w:tcPr>
             <w:tcW w:w="9360" w:type="dxa"/>
@@ -2506,6 +2376,7 @@
                 <w:sz w:val="21"/>
                 <w:szCs w:val="21"/>
               </w:rPr>
+              <w:lastRenderedPageBreak/>
               <w:t>Practically: most of your positive predictions would be wrong. Trust PR-AUC for the deployment decision when positives are rare.</w:t>
             </w:r>
           </w:p>
@@ -2538,6 +2409,12 @@
         <w:gridCol w:w="9360"/>
       </w:tblGrid>
       <w:tr>
+        <w:tblPrEx>
+          <w:tblCellMar>
+            <w:top w:w="0" w:type="dxa"/>
+            <w:bottom w:w="0" w:type="dxa"/>
+          </w:tblCellMar>
+        </w:tblPrEx>
         <w:tc>
           <w:tcPr>
             <w:tcW w:w="9360" w:type="dxa"/>
@@ -2576,6 +2453,12 @@
         </w:tc>
       </w:tr>
       <w:tr>
+        <w:tblPrEx>
+          <w:tblCellMar>
+            <w:top w:w="0" w:type="dxa"/>
+            <w:bottom w:w="0" w:type="dxa"/>
+          </w:tblCellMar>
+        </w:tblPrEx>
         <w:tc>
           <w:tcPr>
             <w:tcW w:w="9360" w:type="dxa"/>
@@ -2726,6 +2609,12 @@
         <w:gridCol w:w="9360"/>
       </w:tblGrid>
       <w:tr>
+        <w:tblPrEx>
+          <w:tblCellMar>
+            <w:top w:w="0" w:type="dxa"/>
+            <w:bottom w:w="0" w:type="dxa"/>
+          </w:tblCellMar>
+        </w:tblPrEx>
         <w:tc>
           <w:tcPr>
             <w:tcW w:w="9360" w:type="dxa"/>
@@ -2764,6 +2653,12 @@
         </w:tc>
       </w:tr>
       <w:tr>
+        <w:tblPrEx>
+          <w:tblCellMar>
+            <w:top w:w="0" w:type="dxa"/>
+            <w:bottom w:w="0" w:type="dxa"/>
+          </w:tblCellMar>
+        </w:tblPrEx>
         <w:tc>
           <w:tcPr>
             <w:tcW w:w="9360" w:type="dxa"/>
@@ -2864,7 +2759,6 @@
                 <w:sz w:val="21"/>
                 <w:szCs w:val="21"/>
               </w:rPr>
-              <w:lastRenderedPageBreak/>
               <w:t>Consequence: you can't directly compare AP across periods or datasets with different prevalence — normalize against the baseline or compare lift over base rate.</w:t>
             </w:r>
           </w:p>
@@ -2897,6 +2791,12 @@
         <w:gridCol w:w="9360"/>
       </w:tblGrid>
       <w:tr>
+        <w:tblPrEx>
+          <w:tblCellMar>
+            <w:top w:w="0" w:type="dxa"/>
+            <w:bottom w:w="0" w:type="dxa"/>
+          </w:tblCellMar>
+        </w:tblPrEx>
         <w:tc>
           <w:tcPr>
             <w:tcW w:w="9360" w:type="dxa"/>
@@ -2935,6 +2835,12 @@
         </w:tc>
       </w:tr>
       <w:tr>
+        <w:tblPrEx>
+          <w:tblCellMar>
+            <w:top w:w="0" w:type="dxa"/>
+            <w:bottom w:w="0" w:type="dxa"/>
+          </w:tblCellMar>
+        </w:tblPrEx>
         <w:tc>
           <w:tcPr>
             <w:tcW w:w="9360" w:type="dxa"/>
@@ -3059,6 +2965,12 @@
         <w:gridCol w:w="9360"/>
       </w:tblGrid>
       <w:tr>
+        <w:tblPrEx>
+          <w:tblCellMar>
+            <w:top w:w="0" w:type="dxa"/>
+            <w:bottom w:w="0" w:type="dxa"/>
+          </w:tblCellMar>
+        </w:tblPrEx>
         <w:tc>
           <w:tcPr>
             <w:tcW w:w="9360" w:type="dxa"/>
@@ -3097,6 +3009,12 @@
         </w:tc>
       </w:tr>
       <w:tr>
+        <w:tblPrEx>
+          <w:tblCellMar>
+            <w:top w:w="0" w:type="dxa"/>
+            <w:bottom w:w="0" w:type="dxa"/>
+          </w:tblCellMar>
+        </w:tblPrEx>
         <w:tc>
           <w:tcPr>
             <w:tcW w:w="9360" w:type="dxa"/>
@@ -3162,25 +3080,8 @@
                 <w:sz w:val="21"/>
                 <w:szCs w:val="21"/>
               </w:rPr>
-              <w:t xml:space="preserve">Examples: 'precision must be ≥ 90%' → pick the </w:t>
-            </w:r>
-            <w:proofErr w:type="gramStart"/>
-            <w:r>
-              <w:rPr>
-                <w:color w:val="262626"/>
-                <w:sz w:val="21"/>
-                <w:szCs w:val="21"/>
-              </w:rPr>
-              <w:t>highest-recall</w:t>
-            </w:r>
-            <w:proofErr w:type="gramEnd"/>
-            <w:r>
-              <w:rPr>
-                <w:color w:val="262626"/>
-                <w:sz w:val="21"/>
-                <w:szCs w:val="21"/>
-              </w:rPr>
-              <w:t xml:space="preserve"> point meeting that; 'review team handles 500/day' → pick the threshold yielding ~500 alerts (</w:t>
+              <w:lastRenderedPageBreak/>
+              <w:t>Examples: 'precision must be ≥ 90%' → pick the highest-recall point meeting that; 'review team handles 500/day' → pick the threshold yielding ~500 alerts (</w:t>
             </w:r>
             <w:proofErr w:type="spellStart"/>
             <w:r>
@@ -3251,25 +3152,7 @@
                 <w:sz w:val="21"/>
                 <w:szCs w:val="21"/>
               </w:rPr>
-              <w:t xml:space="preserve">Validate the chosen threshold on a held-out / recent </w:t>
-            </w:r>
-            <w:proofErr w:type="gramStart"/>
-            <w:r>
-              <w:rPr>
-                <w:color w:val="262626"/>
-                <w:sz w:val="21"/>
-                <w:szCs w:val="21"/>
-              </w:rPr>
-              <w:t>slice, since</w:t>
-            </w:r>
-            <w:proofErr w:type="gramEnd"/>
-            <w:r>
-              <w:rPr>
-                <w:color w:val="262626"/>
-                <w:sz w:val="21"/>
-                <w:szCs w:val="21"/>
-              </w:rPr>
-              <w:t xml:space="preserve"> the right point shifts with prevalence and data drift.</w:t>
+              <w:t>Validate the chosen threshold on a held-out / recent slice, since the right point shifts with prevalence and data drift.</w:t>
             </w:r>
           </w:p>
         </w:tc>
@@ -3319,6 +3202,12 @@
         <w:gridCol w:w="9360"/>
       </w:tblGrid>
       <w:tr>
+        <w:tblPrEx>
+          <w:tblCellMar>
+            <w:top w:w="0" w:type="dxa"/>
+            <w:bottom w:w="0" w:type="dxa"/>
+          </w:tblCellMar>
+        </w:tblPrEx>
         <w:tc>
           <w:tcPr>
             <w:tcW w:w="9360" w:type="dxa"/>
@@ -3357,6 +3246,12 @@
         </w:tc>
       </w:tr>
       <w:tr>
+        <w:tblPrEx>
+          <w:tblCellMar>
+            <w:top w:w="0" w:type="dxa"/>
+            <w:bottom w:w="0" w:type="dxa"/>
+          </w:tblCellMar>
+        </w:tblPrEx>
         <w:tc>
           <w:tcPr>
             <w:tcW w:w="9360" w:type="dxa"/>
@@ -3480,13 +3375,23 @@
               <w:t>c_FP</w:t>
             </w:r>
             <w:proofErr w:type="spellEnd"/>
-            <w:r>
-              <w:rPr>
-                <w:color w:val="262626"/>
-                <w:sz w:val="21"/>
-                <w:szCs w:val="21"/>
-              </w:rPr>
-              <w:t>·(blocked legit). Sweep thresholds along the curve and choose the cost-minimizing point.</w:t>
+            <w:proofErr w:type="gramStart"/>
+            <w:r>
+              <w:rPr>
+                <w:color w:val="262626"/>
+                <w:sz w:val="21"/>
+                <w:szCs w:val="21"/>
+              </w:rPr>
+              <w:t>·(</w:t>
+            </w:r>
+            <w:proofErr w:type="gramEnd"/>
+            <w:r>
+              <w:rPr>
+                <w:color w:val="262626"/>
+                <w:sz w:val="21"/>
+                <w:szCs w:val="21"/>
+              </w:rPr>
+              <w:t>blocked legit). Sweep thresholds along the curve and choose the cost-minimizing point.</w:t>
             </w:r>
           </w:p>
           <w:p>
@@ -3535,6 +3440,12 @@
         <w:gridCol w:w="9360"/>
       </w:tblGrid>
       <w:tr>
+        <w:tblPrEx>
+          <w:tblCellMar>
+            <w:top w:w="0" w:type="dxa"/>
+            <w:bottom w:w="0" w:type="dxa"/>
+          </w:tblCellMar>
+        </w:tblPrEx>
         <w:tc>
           <w:tcPr>
             <w:tcW w:w="9360" w:type="dxa"/>
@@ -3573,6 +3484,12 @@
         </w:tc>
       </w:tr>
       <w:tr>
+        <w:tblPrEx>
+          <w:tblCellMar>
+            <w:top w:w="0" w:type="dxa"/>
+            <w:bottom w:w="0" w:type="dxa"/>
+          </w:tblCellMar>
+        </w:tblPrEx>
         <w:tc>
           <w:tcPr>
             <w:tcW w:w="9360" w:type="dxa"/>
@@ -3620,7 +3537,6 @@
                 <w:sz w:val="21"/>
                 <w:szCs w:val="21"/>
               </w:rPr>
-              <w:lastRenderedPageBreak/>
               <w:t>Accuracy is meaningless: predicting 'never fraud' scores 99.9% while catching zero fraud.</w:t>
             </w:r>
           </w:p>
@@ -3706,6 +3622,12 @@
         <w:gridCol w:w="9360"/>
       </w:tblGrid>
       <w:tr>
+        <w:tblPrEx>
+          <w:tblCellMar>
+            <w:top w:w="0" w:type="dxa"/>
+            <w:bottom w:w="0" w:type="dxa"/>
+          </w:tblCellMar>
+        </w:tblPrEx>
         <w:tc>
           <w:tcPr>
             <w:tcW w:w="9360" w:type="dxa"/>
@@ -3744,6 +3666,12 @@
         </w:tc>
       </w:tr>
       <w:tr>
+        <w:tblPrEx>
+          <w:tblCellMar>
+            <w:top w:w="0" w:type="dxa"/>
+            <w:bottom w:w="0" w:type="dxa"/>
+          </w:tblCellMar>
+        </w:tblPrEx>
         <w:tc>
           <w:tcPr>
             <w:tcW w:w="9360" w:type="dxa"/>
@@ -3800,7 +3728,7 @@
                 <w:sz w:val="21"/>
                 <w:szCs w:val="21"/>
               </w:rPr>
-              <w:t>c_FP</w:t>
+              <w:t>c_FP·FP</w:t>
             </w:r>
             <w:proofErr w:type="spellEnd"/>
             <w:r>
@@ -3818,7 +3746,7 @@
                 <w:sz w:val="21"/>
                 <w:szCs w:val="21"/>
               </w:rPr>
-              <w:t>c_FN</w:t>
+              <w:t>c_FN·FN</w:t>
             </w:r>
             <w:proofErr w:type="spellEnd"/>
             <w:r>
@@ -3894,6 +3822,12 @@
         <w:gridCol w:w="9360"/>
       </w:tblGrid>
       <w:tr>
+        <w:tblPrEx>
+          <w:tblCellMar>
+            <w:top w:w="0" w:type="dxa"/>
+            <w:bottom w:w="0" w:type="dxa"/>
+          </w:tblCellMar>
+        </w:tblPrEx>
         <w:tc>
           <w:tcPr>
             <w:tcW w:w="9360" w:type="dxa"/>
@@ -3918,6 +3852,7 @@
                 <w:bCs/>
                 <w:color w:val="9DC3E6"/>
               </w:rPr>
+              <w:lastRenderedPageBreak/>
               <w:t xml:space="preserve">Q19.  </w:t>
             </w:r>
             <w:r>
@@ -3950,6 +3885,12 @@
         </w:tc>
       </w:tr>
       <w:tr>
+        <w:tblPrEx>
+          <w:tblCellMar>
+            <w:top w:w="0" w:type="dxa"/>
+            <w:bottom w:w="0" w:type="dxa"/>
+          </w:tblCellMar>
+        </w:tblPrEx>
         <w:tc>
           <w:tcPr>
             <w:tcW w:w="9360" w:type="dxa"/>
@@ -3993,22 +3934,11 @@
             </w:pPr>
             <w:r>
               <w:rPr>
-                <w:b/>
-                <w:bCs/>
-                <w:color w:val="262626"/>
-                <w:sz w:val="21"/>
-                <w:szCs w:val="21"/>
-                <w:highlight w:val="yellow"/>
-              </w:rPr>
-              <w:t>Prevalence shift:</w:t>
-            </w:r>
-            <w:r>
-              <w:rPr>
-                <w:color w:val="262626"/>
-                <w:sz w:val="21"/>
-                <w:szCs w:val="21"/>
-              </w:rPr>
-              <w:t xml:space="preserve"> fraud rate in production differs from the eval set, moving the PR baseline and real precision.</w:t>
+                <w:color w:val="262626"/>
+                <w:sz w:val="21"/>
+                <w:szCs w:val="21"/>
+              </w:rPr>
+              <w:t>Prevalence shift: fraud rate in production differs from the eval set, moving the PR baseline and real precision.</w:t>
             </w:r>
           </w:p>
           <w:p>
@@ -4075,6 +4005,12 @@
         <w:gridCol w:w="9360"/>
       </w:tblGrid>
       <w:tr>
+        <w:tblPrEx>
+          <w:tblCellMar>
+            <w:top w:w="0" w:type="dxa"/>
+            <w:bottom w:w="0" w:type="dxa"/>
+          </w:tblCellMar>
+        </w:tblPrEx>
         <w:tc>
           <w:tcPr>
             <w:tcW w:w="9360" w:type="dxa"/>
@@ -4113,6 +4049,12 @@
         </w:tc>
       </w:tr>
       <w:tr>
+        <w:tblPrEx>
+          <w:tblCellMar>
+            <w:top w:w="0" w:type="dxa"/>
+            <w:bottom w:w="0" w:type="dxa"/>
+          </w:tblCellMar>
+        </w:tblPrEx>
         <w:tc>
           <w:tcPr>
             <w:tcW w:w="9360" w:type="dxa"/>
@@ -4299,6 +4241,12 @@
         <w:gridCol w:w="9360"/>
       </w:tblGrid>
       <w:tr>
+        <w:tblPrEx>
+          <w:tblCellMar>
+            <w:top w:w="0" w:type="dxa"/>
+            <w:bottom w:w="0" w:type="dxa"/>
+          </w:tblCellMar>
+        </w:tblPrEx>
         <w:tc>
           <w:tcPr>
             <w:tcW w:w="9360" w:type="dxa"/>
@@ -4323,7 +4271,6 @@
                 <w:bCs/>
                 <w:color w:val="9DC3E6"/>
               </w:rPr>
-              <w:lastRenderedPageBreak/>
               <w:t xml:space="preserve">Q21.  </w:t>
             </w:r>
             <w:r>
@@ -4338,6 +4285,12 @@
         </w:tc>
       </w:tr>
       <w:tr>
+        <w:tblPrEx>
+          <w:tblCellMar>
+            <w:top w:w="0" w:type="dxa"/>
+            <w:bottom w:w="0" w:type="dxa"/>
+          </w:tblCellMar>
+        </w:tblPrEx>
         <w:tc>
           <w:tcPr>
             <w:tcW w:w="9360" w:type="dxa"/>
@@ -4452,6 +4405,12 @@
         <w:gridCol w:w="9360"/>
       </w:tblGrid>
       <w:tr>
+        <w:tblPrEx>
+          <w:tblCellMar>
+            <w:top w:w="0" w:type="dxa"/>
+            <w:bottom w:w="0" w:type="dxa"/>
+          </w:tblCellMar>
+        </w:tblPrEx>
         <w:tc>
           <w:tcPr>
             <w:tcW w:w="9360" w:type="dxa"/>
@@ -4490,6 +4449,12 @@
         </w:tc>
       </w:tr>
       <w:tr>
+        <w:tblPrEx>
+          <w:tblCellMar>
+            <w:top w:w="0" w:type="dxa"/>
+            <w:bottom w:w="0" w:type="dxa"/>
+          </w:tblCellMar>
+        </w:tblPrEx>
         <w:tc>
           <w:tcPr>
             <w:tcW w:w="9360" w:type="dxa"/>
@@ -4555,16 +4520,19 @@
                 <w:sz w:val="21"/>
                 <w:szCs w:val="21"/>
               </w:rPr>
+              <w:lastRenderedPageBreak/>
               <w:t xml:space="preserve">Linear interpolation can cut across regions of precision that no threshold </w:t>
             </w:r>
-            <w:r>
-              <w:rPr>
-                <w:color w:val="262626"/>
-                <w:sz w:val="21"/>
-                <w:szCs w:val="21"/>
-              </w:rPr>
-              <w:t>attains</w:t>
-            </w:r>
+            <w:proofErr w:type="gramStart"/>
+            <w:r>
+              <w:rPr>
+                <w:color w:val="262626"/>
+                <w:sz w:val="21"/>
+                <w:szCs w:val="21"/>
+              </w:rPr>
+              <w:t>actually attains</w:t>
+            </w:r>
+            <w:proofErr w:type="gramEnd"/>
             <w:r>
               <w:rPr>
                 <w:color w:val="262626"/>
@@ -4607,217 +4575,6 @@
                 <w:szCs w:val="21"/>
               </w:rPr>
               <w:t>, or the proper PASCAL-VOC interpolation (max precision to the right of each recall level).</w:t>
-            </w:r>
-          </w:p>
-        </w:tc>
-      </w:tr>
-    </w:tbl>
-    <w:p>
-      <w:pPr>
-        <w:spacing w:after="140"/>
-      </w:pPr>
-    </w:p>
-    <w:p>
-      <w:pPr>
-        <w:spacing w:after="140"/>
-      </w:pPr>
-    </w:p>
-    <w:tbl>
-      <w:tblPr>
-        <w:tblW w:w="9360" w:type="dxa"/>
-        <w:tblBorders>
-          <w:top w:val="single" w:sz="4" w:space="0" w:color="auto"/>
-          <w:left w:val="single" w:sz="4" w:space="0" w:color="auto"/>
-          <w:bottom w:val="single" w:sz="4" w:space="0" w:color="auto"/>
-          <w:right w:val="single" w:sz="4" w:space="0" w:color="auto"/>
-          <w:insideH w:val="single" w:sz="4" w:space="0" w:color="auto"/>
-          <w:insideV w:val="single" w:sz="4" w:space="0" w:color="auto"/>
-        </w:tblBorders>
-        <w:tblCellMar>
-          <w:left w:w="10" w:type="dxa"/>
-          <w:right w:w="10" w:type="dxa"/>
-        </w:tblCellMar>
-        <w:tblLook w:val="04A0" w:firstRow="1" w:lastRow="0" w:firstColumn="1" w:lastColumn="0" w:noHBand="0" w:noVBand="1"/>
-      </w:tblPr>
-      <w:tblGrid>
-        <w:gridCol w:w="9360"/>
-      </w:tblGrid>
-      <w:tr>
-        <w:tc>
-          <w:tcPr>
-            <w:tcW w:w="9360" w:type="dxa"/>
-            <w:tcBorders>
-              <w:top w:val="single" w:sz="4" w:space="0" w:color="D9D9D9"/>
-              <w:left w:val="single" w:sz="4" w:space="0" w:color="D9D9D9"/>
-              <w:bottom w:val="single" w:sz="4" w:space="0" w:color="D9D9D9"/>
-              <w:right w:val="single" w:sz="4" w:space="0" w:color="D9D9D9"/>
-            </w:tcBorders>
-            <w:shd w:val="clear" w:color="auto" w:fill="1F3864"/>
-            <w:tcMar>
-              <w:top w:w="100" w:type="dxa"/>
-              <w:left w:w="160" w:type="dxa"/>
-              <w:bottom w:w="100" w:type="dxa"/>
-              <w:right w:w="160" w:type="dxa"/>
-            </w:tcMar>
-          </w:tcPr>
-          <w:p>
-            <w:r>
-              <w:rPr>
-                <w:b/>
-                <w:bCs/>
-                <w:color w:val="9DC3E6"/>
-              </w:rPr>
-              <w:t xml:space="preserve">Q24.  </w:t>
-            </w:r>
-            <w:r>
-              <w:rPr>
-                <w:b/>
-                <w:bCs/>
-                <w:color w:val="FFFFFF"/>
-              </w:rPr>
-              <w:t>If you only care about the top 100 predictions (manual review), is AP the right metric?</w:t>
-            </w:r>
-          </w:p>
-        </w:tc>
-      </w:tr>
-      <w:tr>
-        <w:tc>
-          <w:tcPr>
-            <w:tcW w:w="9360" w:type="dxa"/>
-            <w:tcBorders>
-              <w:top w:val="single" w:sz="4" w:space="0" w:color="D9D9D9"/>
-              <w:left w:val="single" w:sz="4" w:space="0" w:color="D9D9D9"/>
-              <w:bottom w:val="single" w:sz="4" w:space="0" w:color="D9D9D9"/>
-              <w:right w:val="single" w:sz="4" w:space="0" w:color="D9D9D9"/>
-            </w:tcBorders>
-            <w:shd w:val="clear" w:color="auto" w:fill="FFFFFF"/>
-            <w:tcMar>
-              <w:top w:w="120" w:type="dxa"/>
-              <w:left w:w="160" w:type="dxa"/>
-              <w:bottom w:w="120" w:type="dxa"/>
-              <w:right w:w="160" w:type="dxa"/>
-            </w:tcMar>
-          </w:tcPr>
-          <w:p>
-            <w:pPr>
-              <w:spacing w:after="60"/>
-            </w:pPr>
-            <w:r>
-              <w:rPr>
-                <w:b/>
-                <w:bCs/>
-                <w:color w:val="2E75B6"/>
-                <w:sz w:val="16"/>
-                <w:szCs w:val="16"/>
-              </w:rPr>
-              <w:t>ANSWER</w:t>
-            </w:r>
-          </w:p>
-          <w:p>
-            <w:pPr>
-              <w:pStyle w:val="ListParagraph"/>
-              <w:numPr>
-                <w:ilvl w:val="0"/>
-                <w:numId w:val="2"/>
-              </w:numPr>
-              <w:spacing w:after="80"/>
-            </w:pPr>
-            <w:r>
-              <w:rPr>
-                <w:color w:val="262626"/>
-                <w:sz w:val="21"/>
-                <w:szCs w:val="21"/>
-              </w:rPr>
-              <w:t>No — AP integrates over all recall levels, including regions you'll never act on.</w:t>
-            </w:r>
-          </w:p>
-          <w:p>
-            <w:pPr>
-              <w:pStyle w:val="ListParagraph"/>
-              <w:numPr>
-                <w:ilvl w:val="0"/>
-                <w:numId w:val="2"/>
-              </w:numPr>
-              <w:spacing w:after="80"/>
-            </w:pPr>
-            <w:r>
-              <w:rPr>
-                <w:color w:val="262626"/>
-                <w:sz w:val="21"/>
-                <w:szCs w:val="21"/>
-              </w:rPr>
-              <w:t xml:space="preserve">Use top-k metrics: </w:t>
-            </w:r>
-            <w:proofErr w:type="spellStart"/>
-            <w:r>
-              <w:rPr>
-                <w:color w:val="262626"/>
-                <w:sz w:val="21"/>
-                <w:szCs w:val="21"/>
-              </w:rPr>
-              <w:t>precision@k</w:t>
-            </w:r>
-            <w:proofErr w:type="spellEnd"/>
-            <w:r>
-              <w:rPr>
-                <w:color w:val="262626"/>
-                <w:sz w:val="21"/>
-                <w:szCs w:val="21"/>
-              </w:rPr>
-              <w:t xml:space="preserve"> (what fraction of the 100 reviewed are real) and </w:t>
-            </w:r>
-            <w:proofErr w:type="spellStart"/>
-            <w:r>
-              <w:rPr>
-                <w:color w:val="262626"/>
-                <w:sz w:val="21"/>
-                <w:szCs w:val="21"/>
-              </w:rPr>
-              <w:t>recall@k</w:t>
-            </w:r>
-            <w:proofErr w:type="spellEnd"/>
-            <w:r>
-              <w:rPr>
-                <w:color w:val="262626"/>
-                <w:sz w:val="21"/>
-                <w:szCs w:val="21"/>
-              </w:rPr>
-              <w:t xml:space="preserve"> (what fraction of all positives the top 100 capture).</w:t>
-            </w:r>
-          </w:p>
-          <w:p>
-            <w:pPr>
-              <w:pStyle w:val="ListParagraph"/>
-              <w:numPr>
-                <w:ilvl w:val="0"/>
-                <w:numId w:val="2"/>
-              </w:numPr>
-            </w:pPr>
-            <w:r>
-              <w:rPr>
-                <w:color w:val="262626"/>
-                <w:sz w:val="21"/>
-                <w:szCs w:val="21"/>
-              </w:rPr>
-              <w:t xml:space="preserve">Also consider </w:t>
-            </w:r>
-            <w:proofErr w:type="spellStart"/>
-            <w:r>
-              <w:rPr>
-                <w:color w:val="262626"/>
-                <w:sz w:val="21"/>
-                <w:szCs w:val="21"/>
-              </w:rPr>
-              <w:t>AP@k</w:t>
-            </w:r>
-            <w:proofErr w:type="spellEnd"/>
-            <w:r>
-              <w:rPr>
-                <w:color w:val="262626"/>
-                <w:sz w:val="21"/>
-                <w:szCs w:val="21"/>
-              </w:rPr>
-              <w:t xml:space="preserve"> / a truncated PR curve, or NDCG if some catches are worth more than others. Match the metric to the fixed-capacity decision.</w:t>
             </w:r>
           </w:p>
         </w:tc>
@@ -4849,6 +4606,12 @@
         <w:gridCol w:w="9360"/>
       </w:tblGrid>
       <w:tr>
+        <w:tblPrEx>
+          <w:tblCellMar>
+            <w:top w:w="0" w:type="dxa"/>
+            <w:bottom w:w="0" w:type="dxa"/>
+          </w:tblCellMar>
+        </w:tblPrEx>
         <w:tc>
           <w:tcPr>
             <w:tcW w:w="9360" w:type="dxa"/>
@@ -4873,7 +4636,7 @@
                 <w:bCs/>
                 <w:color w:val="9DC3E6"/>
               </w:rPr>
-              <w:t xml:space="preserve">Q25.  </w:t>
+              <w:t xml:space="preserve">Q23.  </w:t>
             </w:r>
             <w:r>
               <w:rPr>
@@ -4881,12 +4644,400 @@
                 <w:bCs/>
                 <w:color w:val="FFFFFF"/>
               </w:rPr>
-              <w:t>How would you build a confidence interval around PR-AUC?</w:t>
+              <w:t>How does AP behave if your model outputs many tied scores?</w:t>
             </w:r>
           </w:p>
         </w:tc>
       </w:tr>
       <w:tr>
+        <w:tblPrEx>
+          <w:tblCellMar>
+            <w:top w:w="0" w:type="dxa"/>
+            <w:bottom w:w="0" w:type="dxa"/>
+          </w:tblCellMar>
+        </w:tblPrEx>
+        <w:tc>
+          <w:tcPr>
+            <w:tcW w:w="9360" w:type="dxa"/>
+            <w:tcBorders>
+              <w:top w:val="single" w:sz="4" w:space="0" w:color="D9D9D9"/>
+              <w:left w:val="single" w:sz="4" w:space="0" w:color="D9D9D9"/>
+              <w:bottom w:val="single" w:sz="4" w:space="0" w:color="D9D9D9"/>
+              <w:right w:val="single" w:sz="4" w:space="0" w:color="D9D9D9"/>
+            </w:tcBorders>
+            <w:shd w:val="clear" w:color="auto" w:fill="FFFFFF"/>
+            <w:tcMar>
+              <w:top w:w="120" w:type="dxa"/>
+              <w:left w:w="160" w:type="dxa"/>
+              <w:bottom w:w="120" w:type="dxa"/>
+              <w:right w:w="160" w:type="dxa"/>
+            </w:tcMar>
+          </w:tcPr>
+          <w:p>
+            <w:pPr>
+              <w:spacing w:after="60"/>
+            </w:pPr>
+            <w:r>
+              <w:rPr>
+                <w:b/>
+                <w:bCs/>
+                <w:color w:val="2E75B6"/>
+                <w:sz w:val="16"/>
+                <w:szCs w:val="16"/>
+              </w:rPr>
+              <w:t>ANSWER</w:t>
+            </w:r>
+          </w:p>
+          <w:p>
+            <w:pPr>
+              <w:pStyle w:val="ListParagraph"/>
+              <w:numPr>
+                <w:ilvl w:val="0"/>
+                <w:numId w:val="2"/>
+              </w:numPr>
+              <w:spacing w:after="80"/>
+            </w:pPr>
+            <w:r>
+              <w:rPr>
+                <w:color w:val="262626"/>
+                <w:sz w:val="21"/>
+                <w:szCs w:val="21"/>
+              </w:rPr>
+              <w:t>Ties create ambiguity: the order of equal-scored positives and negatives within the tie group is undefined, yet it affects the precision recorded.</w:t>
+            </w:r>
+          </w:p>
+          <w:p>
+            <w:pPr>
+              <w:pStyle w:val="ListParagraph"/>
+              <w:numPr>
+                <w:ilvl w:val="0"/>
+                <w:numId w:val="2"/>
+              </w:numPr>
+              <w:spacing w:after="80"/>
+            </w:pPr>
+            <w:r>
+              <w:rPr>
+                <w:color w:val="262626"/>
+                <w:sz w:val="21"/>
+                <w:szCs w:val="21"/>
+              </w:rPr>
+              <w:t>Standard practice is to treat a tie group as a single threshold step — count all TPs and FPs in the group together rather than assuming a favorable ordering.</w:t>
+            </w:r>
+          </w:p>
+          <w:p>
+            <w:pPr>
+              <w:pStyle w:val="ListParagraph"/>
+              <w:numPr>
+                <w:ilvl w:val="0"/>
+                <w:numId w:val="2"/>
+              </w:numPr>
+            </w:pPr>
+            <w:r>
+              <w:rPr>
+                <w:color w:val="262626"/>
+                <w:sz w:val="21"/>
+                <w:szCs w:val="21"/>
+              </w:rPr>
+              <w:t>Best/worst-case orderings of a tie can change AP, so heavy tying (e.g. coarse tree outputs) makes AP less stable — prefer scores with finer resolution / calibration.</w:t>
+            </w:r>
+          </w:p>
+        </w:tc>
+      </w:tr>
+    </w:tbl>
+    <w:p>
+      <w:pPr>
+        <w:spacing w:after="140"/>
+      </w:pPr>
+    </w:p>
+    <w:tbl>
+      <w:tblPr>
+        <w:tblW w:w="9360" w:type="dxa"/>
+        <w:tblBorders>
+          <w:top w:val="single" w:sz="4" w:space="0" w:color="auto"/>
+          <w:left w:val="single" w:sz="4" w:space="0" w:color="auto"/>
+          <w:bottom w:val="single" w:sz="4" w:space="0" w:color="auto"/>
+          <w:right w:val="single" w:sz="4" w:space="0" w:color="auto"/>
+          <w:insideH w:val="single" w:sz="4" w:space="0" w:color="auto"/>
+          <w:insideV w:val="single" w:sz="4" w:space="0" w:color="auto"/>
+        </w:tblBorders>
+        <w:tblCellMar>
+          <w:left w:w="10" w:type="dxa"/>
+          <w:right w:w="10" w:type="dxa"/>
+        </w:tblCellMar>
+        <w:tblLook w:val="04A0" w:firstRow="1" w:lastRow="0" w:firstColumn="1" w:lastColumn="0" w:noHBand="0" w:noVBand="1"/>
+      </w:tblPr>
+      <w:tblGrid>
+        <w:gridCol w:w="9360"/>
+      </w:tblGrid>
+      <w:tr>
+        <w:tblPrEx>
+          <w:tblCellMar>
+            <w:top w:w="0" w:type="dxa"/>
+            <w:bottom w:w="0" w:type="dxa"/>
+          </w:tblCellMar>
+        </w:tblPrEx>
+        <w:tc>
+          <w:tcPr>
+            <w:tcW w:w="9360" w:type="dxa"/>
+            <w:tcBorders>
+              <w:top w:val="single" w:sz="4" w:space="0" w:color="D9D9D9"/>
+              <w:left w:val="single" w:sz="4" w:space="0" w:color="D9D9D9"/>
+              <w:bottom w:val="single" w:sz="4" w:space="0" w:color="D9D9D9"/>
+              <w:right w:val="single" w:sz="4" w:space="0" w:color="D9D9D9"/>
+            </w:tcBorders>
+            <w:shd w:val="clear" w:color="auto" w:fill="1F3864"/>
+            <w:tcMar>
+              <w:top w:w="100" w:type="dxa"/>
+              <w:left w:w="160" w:type="dxa"/>
+              <w:bottom w:w="100" w:type="dxa"/>
+              <w:right w:w="160" w:type="dxa"/>
+            </w:tcMar>
+          </w:tcPr>
+          <w:p>
+            <w:r>
+              <w:rPr>
+                <w:b/>
+                <w:bCs/>
+                <w:color w:val="9DC3E6"/>
+              </w:rPr>
+              <w:t xml:space="preserve">Q24.  </w:t>
+            </w:r>
+            <w:r>
+              <w:rPr>
+                <w:b/>
+                <w:bCs/>
+                <w:color w:val="FFFFFF"/>
+              </w:rPr>
+              <w:t>If you only care about the top 100 predictions (manual review), is AP the right metric?</w:t>
+            </w:r>
+          </w:p>
+        </w:tc>
+      </w:tr>
+      <w:tr>
+        <w:tblPrEx>
+          <w:tblCellMar>
+            <w:top w:w="0" w:type="dxa"/>
+            <w:bottom w:w="0" w:type="dxa"/>
+          </w:tblCellMar>
+        </w:tblPrEx>
+        <w:tc>
+          <w:tcPr>
+            <w:tcW w:w="9360" w:type="dxa"/>
+            <w:tcBorders>
+              <w:top w:val="single" w:sz="4" w:space="0" w:color="D9D9D9"/>
+              <w:left w:val="single" w:sz="4" w:space="0" w:color="D9D9D9"/>
+              <w:bottom w:val="single" w:sz="4" w:space="0" w:color="D9D9D9"/>
+              <w:right w:val="single" w:sz="4" w:space="0" w:color="D9D9D9"/>
+            </w:tcBorders>
+            <w:shd w:val="clear" w:color="auto" w:fill="FFFFFF"/>
+            <w:tcMar>
+              <w:top w:w="120" w:type="dxa"/>
+              <w:left w:w="160" w:type="dxa"/>
+              <w:bottom w:w="120" w:type="dxa"/>
+              <w:right w:w="160" w:type="dxa"/>
+            </w:tcMar>
+          </w:tcPr>
+          <w:p>
+            <w:pPr>
+              <w:spacing w:after="60"/>
+            </w:pPr>
+            <w:r>
+              <w:rPr>
+                <w:b/>
+                <w:bCs/>
+                <w:color w:val="2E75B6"/>
+                <w:sz w:val="16"/>
+                <w:szCs w:val="16"/>
+              </w:rPr>
+              <w:t>ANSWER</w:t>
+            </w:r>
+          </w:p>
+          <w:p>
+            <w:pPr>
+              <w:pStyle w:val="ListParagraph"/>
+              <w:numPr>
+                <w:ilvl w:val="0"/>
+                <w:numId w:val="2"/>
+              </w:numPr>
+              <w:spacing w:after="80"/>
+            </w:pPr>
+            <w:r>
+              <w:rPr>
+                <w:color w:val="262626"/>
+                <w:sz w:val="21"/>
+                <w:szCs w:val="21"/>
+              </w:rPr>
+              <w:t>No — AP integrates over all recall levels, including regions you'll never act on.</w:t>
+            </w:r>
+          </w:p>
+          <w:p>
+            <w:pPr>
+              <w:pStyle w:val="ListParagraph"/>
+              <w:numPr>
+                <w:ilvl w:val="0"/>
+                <w:numId w:val="2"/>
+              </w:numPr>
+              <w:spacing w:after="80"/>
+            </w:pPr>
+            <w:r>
+              <w:rPr>
+                <w:color w:val="262626"/>
+                <w:sz w:val="21"/>
+                <w:szCs w:val="21"/>
+              </w:rPr>
+              <w:t xml:space="preserve">Use top-k metrics: </w:t>
+            </w:r>
+            <w:proofErr w:type="spellStart"/>
+            <w:r>
+              <w:rPr>
+                <w:color w:val="262626"/>
+                <w:sz w:val="21"/>
+                <w:szCs w:val="21"/>
+              </w:rPr>
+              <w:t>precision@k</w:t>
+            </w:r>
+            <w:proofErr w:type="spellEnd"/>
+            <w:r>
+              <w:rPr>
+                <w:color w:val="262626"/>
+                <w:sz w:val="21"/>
+                <w:szCs w:val="21"/>
+              </w:rPr>
+              <w:t xml:space="preserve"> (what fraction of the 100 reviewed are real) and </w:t>
+            </w:r>
+            <w:proofErr w:type="spellStart"/>
+            <w:r>
+              <w:rPr>
+                <w:color w:val="262626"/>
+                <w:sz w:val="21"/>
+                <w:szCs w:val="21"/>
+              </w:rPr>
+              <w:t>recall@k</w:t>
+            </w:r>
+            <w:proofErr w:type="spellEnd"/>
+            <w:r>
+              <w:rPr>
+                <w:color w:val="262626"/>
+                <w:sz w:val="21"/>
+                <w:szCs w:val="21"/>
+              </w:rPr>
+              <w:t xml:space="preserve"> (what fraction of all positives the top 100 capture).</w:t>
+            </w:r>
+          </w:p>
+          <w:p>
+            <w:pPr>
+              <w:pStyle w:val="ListParagraph"/>
+              <w:numPr>
+                <w:ilvl w:val="0"/>
+                <w:numId w:val="2"/>
+              </w:numPr>
+            </w:pPr>
+            <w:r>
+              <w:rPr>
+                <w:color w:val="262626"/>
+                <w:sz w:val="21"/>
+                <w:szCs w:val="21"/>
+              </w:rPr>
+              <w:t xml:space="preserve">Also consider </w:t>
+            </w:r>
+            <w:proofErr w:type="spellStart"/>
+            <w:r>
+              <w:rPr>
+                <w:color w:val="262626"/>
+                <w:sz w:val="21"/>
+                <w:szCs w:val="21"/>
+              </w:rPr>
+              <w:t>AP@k</w:t>
+            </w:r>
+            <w:proofErr w:type="spellEnd"/>
+            <w:r>
+              <w:rPr>
+                <w:color w:val="262626"/>
+                <w:sz w:val="21"/>
+                <w:szCs w:val="21"/>
+              </w:rPr>
+              <w:t xml:space="preserve"> / a truncated PR curve, or NDCG if some catches are worth more than others. Match the metric to the fixed-capacity decision.</w:t>
+            </w:r>
+          </w:p>
+        </w:tc>
+      </w:tr>
+    </w:tbl>
+    <w:p>
+      <w:pPr>
+        <w:spacing w:after="140"/>
+      </w:pPr>
+    </w:p>
+    <w:tbl>
+      <w:tblPr>
+        <w:tblW w:w="9360" w:type="dxa"/>
+        <w:tblBorders>
+          <w:top w:val="single" w:sz="4" w:space="0" w:color="auto"/>
+          <w:left w:val="single" w:sz="4" w:space="0" w:color="auto"/>
+          <w:bottom w:val="single" w:sz="4" w:space="0" w:color="auto"/>
+          <w:right w:val="single" w:sz="4" w:space="0" w:color="auto"/>
+          <w:insideH w:val="single" w:sz="4" w:space="0" w:color="auto"/>
+          <w:insideV w:val="single" w:sz="4" w:space="0" w:color="auto"/>
+        </w:tblBorders>
+        <w:tblCellMar>
+          <w:left w:w="10" w:type="dxa"/>
+          <w:right w:w="10" w:type="dxa"/>
+        </w:tblCellMar>
+        <w:tblLook w:val="04A0" w:firstRow="1" w:lastRow="0" w:firstColumn="1" w:lastColumn="0" w:noHBand="0" w:noVBand="1"/>
+      </w:tblPr>
+      <w:tblGrid>
+        <w:gridCol w:w="9360"/>
+      </w:tblGrid>
+      <w:tr>
+        <w:tblPrEx>
+          <w:tblCellMar>
+            <w:top w:w="0" w:type="dxa"/>
+            <w:bottom w:w="0" w:type="dxa"/>
+          </w:tblCellMar>
+        </w:tblPrEx>
+        <w:tc>
+          <w:tcPr>
+            <w:tcW w:w="9360" w:type="dxa"/>
+            <w:tcBorders>
+              <w:top w:val="single" w:sz="4" w:space="0" w:color="D9D9D9"/>
+              <w:left w:val="single" w:sz="4" w:space="0" w:color="D9D9D9"/>
+              <w:bottom w:val="single" w:sz="4" w:space="0" w:color="D9D9D9"/>
+              <w:right w:val="single" w:sz="4" w:space="0" w:color="D9D9D9"/>
+            </w:tcBorders>
+            <w:shd w:val="clear" w:color="auto" w:fill="1F3864"/>
+            <w:tcMar>
+              <w:top w:w="100" w:type="dxa"/>
+              <w:left w:w="160" w:type="dxa"/>
+              <w:bottom w:w="100" w:type="dxa"/>
+              <w:right w:w="160" w:type="dxa"/>
+            </w:tcMar>
+          </w:tcPr>
+          <w:p>
+            <w:r>
+              <w:rPr>
+                <w:b/>
+                <w:bCs/>
+                <w:color w:val="9DC3E6"/>
+              </w:rPr>
+              <w:t xml:space="preserve">Q25.  </w:t>
+            </w:r>
+            <w:r>
+              <w:rPr>
+                <w:b/>
+                <w:bCs/>
+                <w:color w:val="FFFFFF"/>
+              </w:rPr>
+              <w:t>How would you build a confidence interval around PR-AUC?</w:t>
+            </w:r>
+          </w:p>
+        </w:tc>
+      </w:tr>
+      <w:tr>
+        <w:tblPrEx>
+          <w:tblCellMar>
+            <w:top w:w="0" w:type="dxa"/>
+            <w:bottom w:w="0" w:type="dxa"/>
+          </w:tblCellMar>
+        </w:tblPrEx>
         <w:tc>
           <w:tcPr>
             <w:tcW w:w="9360" w:type="dxa"/>
@@ -4991,310 +5142,98 @@
 </file>
 
 <file path=word/numbering.xml><?xml version="1.0" encoding="utf-8"?>
-<w:numbering xmlns:wpc="http://schemas.microsoft.com/office/word/2010/wordprocessingCanvas" xmlns:cx="http://schemas.microsoft.com/office/drawing/2014/chartex" xmlns:cx1="http://schemas.microsoft.com/office/drawing/2015/9/8/chartex" xmlns:cx2="http://schemas.microsoft.com/office/drawing/2015/10/21/chartex" xmlns:cx3="http://schemas.microsoft.com/office/drawing/2016/5/9/chartex" xmlns:cx4="http://schemas.microsoft.com/office/drawing/2016/5/10/chartex" xmlns:cx5="http://schemas.microsoft.com/office/drawing/2016/5/11/chartex" xmlns:cx6="http://schemas.microsoft.com/office/drawing/2016/5/12/chartex" xmlns:cx7="http://schemas.microsoft.com/office/drawing/2016/5/13/chartex" xmlns:cx8="http://schemas.microsoft.com/office/drawing/2016/5/14/chartex" xmlns:mc="http://schemas.openxmlformats.org/markup-compatibility/2006" xmlns:aink="http://schemas.microsoft.com/office/drawing/2016/ink" xmlns:am3d="http://schemas.microsoft.com/office/drawing/2017/model3d" xmlns:o="urn:schemas-microsoft-com:office:office" xmlns:oel="http://schemas.microsoft.com/office/2019/extlst" xmlns:r="http://schemas.openxmlformats.org/officeDocument/2006/relationships" xmlns:m="http://schemas.openxmlformats.org/officeDocument/2006/math" xmlns:v="urn:schemas-microsoft-com:vml" xmlns:wp14="http://schemas.microsoft.com/office/word/2010/wordprocessingDrawing" xmlns:wp="http://schemas.openxmlformats.org/drawingml/2006/wordprocessingDrawing" xmlns:w10="urn:schemas-microsoft-com:office:word" xmlns:w="http://schemas.openxmlformats.org/wordprocessingml/2006/main" xmlns:w14="http://schemas.microsoft.com/office/word/2010/wordml" xmlns:w15="http://schemas.microsoft.com/office/word/2012/wordml" xmlns:w16cex="http://schemas.microsoft.com/office/word/2018/wordml/cex" xmlns:w16cid="http://schemas.microsoft.com/office/word/2016/wordml/cid" xmlns:w16="http://schemas.microsoft.com/office/word/2018/wordml" xmlns:w16sdtdh="http://schemas.microsoft.com/office/word/2020/wordml/sdtdatahash" xmlns:w16se="http://schemas.microsoft.com/office/word/2015/wordml/symex" xmlns:wpg="http://schemas.microsoft.com/office/word/2010/wordprocessingGroup" xmlns:wpi="http://schemas.microsoft.com/office/word/2010/wordprocessingInk" xmlns:wne="http://schemas.microsoft.com/office/word/2006/wordml" xmlns:wps="http://schemas.microsoft.com/office/word/2010/wordprocessingShape" mc:Ignorable="w14 w15 w16se w16cid w16 w16cex w16sdtdh wp14">
+<w:numbering xmlns:wpc="http://schemas.microsoft.com/office/word/2010/wordprocessingCanvas" xmlns:cx="http://schemas.microsoft.com/office/drawing/2014/chartex" xmlns:cx1="http://schemas.microsoft.com/office/drawing/2015/9/8/chartex" xmlns:cx2="http://schemas.microsoft.com/office/drawing/2015/10/21/chartex" xmlns:cx3="http://schemas.microsoft.com/office/drawing/2016/5/9/chartex" xmlns:cx4="http://schemas.microsoft.com/office/drawing/2016/5/10/chartex" xmlns:cx5="http://schemas.microsoft.com/office/drawing/2016/5/11/chartex" xmlns:cx6="http://schemas.microsoft.com/office/drawing/2016/5/12/chartex" xmlns:cx7="http://schemas.microsoft.com/office/drawing/2016/5/13/chartex" xmlns:cx8="http://schemas.microsoft.com/office/drawing/2016/5/14/chartex" xmlns:mc="http://schemas.openxmlformats.org/markup-compatibility/2006" xmlns:aink="http://schemas.microsoft.com/office/drawing/2016/ink" xmlns:am3d="http://schemas.microsoft.com/office/drawing/2017/model3d" xmlns:o="urn:schemas-microsoft-com:office:office" xmlns:oel="http://schemas.microsoft.com/office/2019/extlst" xmlns:r="http://schemas.openxmlformats.org/officeDocument/2006/relationships" xmlns:m="http://schemas.openxmlformats.org/officeDocument/2006/math" xmlns:v="urn:schemas-microsoft-com:vml" xmlns:wp14="http://schemas.microsoft.com/office/word/2010/wordprocessingDrawing" xmlns:wp="http://schemas.openxmlformats.org/drawingml/2006/wordprocessingDrawing" xmlns:w10="urn:schemas-microsoft-com:office:word" xmlns:w="http://schemas.openxmlformats.org/wordprocessingml/2006/main" xmlns:w14="http://schemas.microsoft.com/office/word/2010/wordml" xmlns:w15="http://schemas.microsoft.com/office/word/2012/wordml" xmlns:w16cex="http://schemas.microsoft.com/office/word/2018/wordml/cex" xmlns:w16cid="http://schemas.microsoft.com/office/word/2016/wordml/cid" xmlns:w16="http://schemas.microsoft.com/office/word/2018/wordml" xmlns:w16du="http://schemas.microsoft.com/office/word/2023/wordml/word16du" xmlns:w16sdtdh="http://schemas.microsoft.com/office/word/2020/wordml/sdtdatahash" xmlns:w16sdtfl="http://schemas.microsoft.com/office/word/2024/wordml/sdtformatlock" xmlns:w16se="http://schemas.microsoft.com/office/word/2015/wordml/symex" xmlns:wpg="http://schemas.microsoft.com/office/word/2010/wordprocessingGroup" xmlns:wpi="http://schemas.microsoft.com/office/word/2010/wordprocessingInk" xmlns:wne="http://schemas.microsoft.com/office/word/2006/wordml" xmlns:wps="http://schemas.microsoft.com/office/word/2010/wordprocessingShape" mc:Ignorable="w14 w15 w16se w16cid w16 w16cex w16sdtdh w16sdtfl w16du wp14">
   <w:abstractNum w:abstractNumId="0" w15:restartNumberingAfterBreak="0">
-    <w:nsid w:val="12975EFA"/>
-    <w:multiLevelType w:val="multilevel"/>
-    <w:tmpl w:val="B186F374"/>
-    <w:lvl w:ilvl="0">
+    <w:nsid w:val="1F9F60A3"/>
+    <w:multiLevelType w:val="hybridMultilevel"/>
+    <w:tmpl w:val="F98027A2"/>
+    <w:lvl w:ilvl="0" w:tplc="C640F9E0">
       <w:start w:val="1"/>
       <w:numFmt w:val="bullet"/>
-      <w:lvlText w:val=""/>
+      <w:lvlText w:val="●"/>
       <w:lvlJc w:val="left"/>
       <w:pPr>
-        <w:tabs>
-          <w:tab w:val="num" w:pos="720"/>
-        </w:tabs>
         <w:ind w:left="720" w:hanging="360"/>
       </w:pPr>
-      <w:rPr>
-        <w:rFonts w:ascii="Symbol" w:hAnsi="Symbol" w:hint="default"/>
-        <w:sz w:val="20"/>
-      </w:rPr>
     </w:lvl>
-    <w:lvl w:ilvl="1" w:tentative="1">
+    <w:lvl w:ilvl="1" w:tplc="8CC04E1C">
       <w:start w:val="1"/>
       <w:numFmt w:val="bullet"/>
-      <w:lvlText w:val="o"/>
+      <w:lvlText w:val="○"/>
       <w:lvlJc w:val="left"/>
       <w:pPr>
-        <w:tabs>
-          <w:tab w:val="num" w:pos="1440"/>
-        </w:tabs>
         <w:ind w:left="1440" w:hanging="360"/>
       </w:pPr>
-      <w:rPr>
-        <w:rFonts w:ascii="Courier New" w:hAnsi="Courier New" w:hint="default"/>
-        <w:sz w:val="20"/>
-      </w:rPr>
     </w:lvl>
-    <w:lvl w:ilvl="2" w:tentative="1">
+    <w:lvl w:ilvl="2" w:tplc="D932DEE2">
       <w:start w:val="1"/>
       <w:numFmt w:val="bullet"/>
-      <w:lvlText w:val=""/>
+      <w:lvlText w:val="■"/>
       <w:lvlJc w:val="left"/>
       <w:pPr>
-        <w:tabs>
-          <w:tab w:val="num" w:pos="2160"/>
-        </w:tabs>
         <w:ind w:left="2160" w:hanging="360"/>
       </w:pPr>
-      <w:rPr>
-        <w:rFonts w:ascii="Wingdings" w:hAnsi="Wingdings" w:hint="default"/>
-        <w:sz w:val="20"/>
-      </w:rPr>
     </w:lvl>
-    <w:lvl w:ilvl="3" w:tentative="1">
+    <w:lvl w:ilvl="3" w:tplc="095ED642">
       <w:start w:val="1"/>
       <w:numFmt w:val="bullet"/>
-      <w:lvlText w:val=""/>
+      <w:lvlText w:val="●"/>
       <w:lvlJc w:val="left"/>
       <w:pPr>
-        <w:tabs>
-          <w:tab w:val="num" w:pos="2880"/>
-        </w:tabs>
         <w:ind w:left="2880" w:hanging="360"/>
       </w:pPr>
-      <w:rPr>
-        <w:rFonts w:ascii="Wingdings" w:hAnsi="Wingdings" w:hint="default"/>
-        <w:sz w:val="20"/>
-      </w:rPr>
     </w:lvl>
-    <w:lvl w:ilvl="4" w:tentative="1">
+    <w:lvl w:ilvl="4" w:tplc="3BD2629E">
       <w:start w:val="1"/>
       <w:numFmt w:val="bullet"/>
-      <w:lvlText w:val=""/>
+      <w:lvlText w:val="○"/>
       <w:lvlJc w:val="left"/>
       <w:pPr>
-        <w:tabs>
-          <w:tab w:val="num" w:pos="3600"/>
-        </w:tabs>
         <w:ind w:left="3600" w:hanging="360"/>
       </w:pPr>
-      <w:rPr>
-        <w:rFonts w:ascii="Wingdings" w:hAnsi="Wingdings" w:hint="default"/>
-        <w:sz w:val="20"/>
-      </w:rPr>
     </w:lvl>
-    <w:lvl w:ilvl="5" w:tentative="1">
+    <w:lvl w:ilvl="5" w:tplc="D5968B52">
       <w:start w:val="1"/>
       <w:numFmt w:val="bullet"/>
-      <w:lvlText w:val=""/>
+      <w:lvlText w:val="■"/>
       <w:lvlJc w:val="left"/>
       <w:pPr>
-        <w:tabs>
-          <w:tab w:val="num" w:pos="4320"/>
-        </w:tabs>
         <w:ind w:left="4320" w:hanging="360"/>
       </w:pPr>
-      <w:rPr>
-        <w:rFonts w:ascii="Wingdings" w:hAnsi="Wingdings" w:hint="default"/>
-        <w:sz w:val="20"/>
-      </w:rPr>
     </w:lvl>
-    <w:lvl w:ilvl="6" w:tentative="1">
+    <w:lvl w:ilvl="6" w:tplc="441C6E96">
       <w:start w:val="1"/>
       <w:numFmt w:val="bullet"/>
-      <w:lvlText w:val=""/>
+      <w:lvlText w:val="●"/>
       <w:lvlJc w:val="left"/>
       <w:pPr>
-        <w:tabs>
-          <w:tab w:val="num" w:pos="5040"/>
-        </w:tabs>
         <w:ind w:left="5040" w:hanging="360"/>
       </w:pPr>
-      <w:rPr>
-        <w:rFonts w:ascii="Wingdings" w:hAnsi="Wingdings" w:hint="default"/>
-        <w:sz w:val="20"/>
-      </w:rPr>
     </w:lvl>
-    <w:lvl w:ilvl="7" w:tentative="1">
+    <w:lvl w:ilvl="7" w:tplc="DBBA0130">
       <w:start w:val="1"/>
       <w:numFmt w:val="bullet"/>
-      <w:lvlText w:val=""/>
+      <w:lvlText w:val="●"/>
       <w:lvlJc w:val="left"/>
       <w:pPr>
-        <w:tabs>
-          <w:tab w:val="num" w:pos="5760"/>
-        </w:tabs>
         <w:ind w:left="5760" w:hanging="360"/>
       </w:pPr>
-      <w:rPr>
-        <w:rFonts w:ascii="Wingdings" w:hAnsi="Wingdings" w:hint="default"/>
-        <w:sz w:val="20"/>
-      </w:rPr>
     </w:lvl>
-    <w:lvl w:ilvl="8" w:tentative="1">
+    <w:lvl w:ilvl="8" w:tplc="C76AAB74">
       <w:start w:val="1"/>
       <w:numFmt w:val="bullet"/>
-      <w:lvlText w:val=""/>
+      <w:lvlText w:val="●"/>
       <w:lvlJc w:val="left"/>
       <w:pPr>
-        <w:tabs>
-          <w:tab w:val="num" w:pos="6480"/>
-        </w:tabs>
         <w:ind w:left="6480" w:hanging="360"/>
       </w:pPr>
-      <w:rPr>
-        <w:rFonts w:ascii="Wingdings" w:hAnsi="Wingdings" w:hint="default"/>
-        <w:sz w:val="20"/>
-      </w:rPr>
     </w:lvl>
   </w:abstractNum>
   <w:abstractNum w:abstractNumId="1" w15:restartNumberingAfterBreak="0">
-    <w:nsid w:val="1B0A7E39"/>
-    <w:multiLevelType w:val="multilevel"/>
-    <w:tmpl w:val="4BFED88C"/>
-    <w:lvl w:ilvl="0">
-      <w:start w:val="1"/>
-      <w:numFmt w:val="bullet"/>
-      <w:lvlText w:val=""/>
-      <w:lvlJc w:val="left"/>
-      <w:pPr>
-        <w:tabs>
-          <w:tab w:val="num" w:pos="720"/>
-        </w:tabs>
-        <w:ind w:left="720" w:hanging="360"/>
-      </w:pPr>
-      <w:rPr>
-        <w:rFonts w:ascii="Symbol" w:hAnsi="Symbol" w:hint="default"/>
-        <w:sz w:val="20"/>
-      </w:rPr>
-    </w:lvl>
-    <w:lvl w:ilvl="1" w:tentative="1">
-      <w:start w:val="1"/>
-      <w:numFmt w:val="bullet"/>
-      <w:lvlText w:val="o"/>
-      <w:lvlJc w:val="left"/>
-      <w:pPr>
-        <w:tabs>
-          <w:tab w:val="num" w:pos="1440"/>
-        </w:tabs>
-        <w:ind w:left="1440" w:hanging="360"/>
-      </w:pPr>
-      <w:rPr>
-        <w:rFonts w:ascii="Courier New" w:hAnsi="Courier New" w:hint="default"/>
-        <w:sz w:val="20"/>
-      </w:rPr>
-    </w:lvl>
-    <w:lvl w:ilvl="2" w:tentative="1">
-      <w:start w:val="1"/>
-      <w:numFmt w:val="bullet"/>
-      <w:lvlText w:val=""/>
-      <w:lvlJc w:val="left"/>
-      <w:pPr>
-        <w:tabs>
-          <w:tab w:val="num" w:pos="2160"/>
-        </w:tabs>
-        <w:ind w:left="2160" w:hanging="360"/>
-      </w:pPr>
-      <w:rPr>
-        <w:rFonts w:ascii="Wingdings" w:hAnsi="Wingdings" w:hint="default"/>
-        <w:sz w:val="20"/>
-      </w:rPr>
-    </w:lvl>
-    <w:lvl w:ilvl="3" w:tentative="1">
-      <w:start w:val="1"/>
-      <w:numFmt w:val="bullet"/>
-      <w:lvlText w:val=""/>
-      <w:lvlJc w:val="left"/>
-      <w:pPr>
-        <w:tabs>
-          <w:tab w:val="num" w:pos="2880"/>
-        </w:tabs>
-        <w:ind w:left="2880" w:hanging="360"/>
-      </w:pPr>
-      <w:rPr>
-        <w:rFonts w:ascii="Wingdings" w:hAnsi="Wingdings" w:hint="default"/>
-        <w:sz w:val="20"/>
-      </w:rPr>
-    </w:lvl>
-    <w:lvl w:ilvl="4" w:tentative="1">
-      <w:start w:val="1"/>
-      <w:numFmt w:val="bullet"/>
-      <w:lvlText w:val=""/>
-      <w:lvlJc w:val="left"/>
-      <w:pPr>
-        <w:tabs>
-          <w:tab w:val="num" w:pos="3600"/>
-        </w:tabs>
-        <w:ind w:left="3600" w:hanging="360"/>
-      </w:pPr>
-      <w:rPr>
-        <w:rFonts w:ascii="Wingdings" w:hAnsi="Wingdings" w:hint="default"/>
-        <w:sz w:val="20"/>
-      </w:rPr>
-    </w:lvl>
-    <w:lvl w:ilvl="5" w:tentative="1">
-      <w:start w:val="1"/>
-      <w:numFmt w:val="bullet"/>
-      <w:lvlText w:val=""/>
-      <w:lvlJc w:val="left"/>
-      <w:pPr>
-        <w:tabs>
-          <w:tab w:val="num" w:pos="4320"/>
-        </w:tabs>
-        <w:ind w:left="4320" w:hanging="360"/>
-      </w:pPr>
-      <w:rPr>
-        <w:rFonts w:ascii="Wingdings" w:hAnsi="Wingdings" w:hint="default"/>
-        <w:sz w:val="20"/>
-      </w:rPr>
-    </w:lvl>
-    <w:lvl w:ilvl="6" w:tentative="1">
-      <w:start w:val="1"/>
-      <w:numFmt w:val="bullet"/>
-      <w:lvlText w:val=""/>
-      <w:lvlJc w:val="left"/>
-      <w:pPr>
-        <w:tabs>
-          <w:tab w:val="num" w:pos="5040"/>
-        </w:tabs>
-        <w:ind w:left="5040" w:hanging="360"/>
-      </w:pPr>
-      <w:rPr>
-        <w:rFonts w:ascii="Wingdings" w:hAnsi="Wingdings" w:hint="default"/>
-        <w:sz w:val="20"/>
-      </w:rPr>
-    </w:lvl>
-    <w:lvl w:ilvl="7" w:tentative="1">
-      <w:start w:val="1"/>
-      <w:numFmt w:val="bullet"/>
-      <w:lvlText w:val=""/>
-      <w:lvlJc w:val="left"/>
-      <w:pPr>
-        <w:tabs>
-          <w:tab w:val="num" w:pos="5760"/>
-        </w:tabs>
-        <w:ind w:left="5760" w:hanging="360"/>
-      </w:pPr>
-      <w:rPr>
-        <w:rFonts w:ascii="Wingdings" w:hAnsi="Wingdings" w:hint="default"/>
-        <w:sz w:val="20"/>
-      </w:rPr>
-    </w:lvl>
-    <w:lvl w:ilvl="8" w:tentative="1">
-      <w:start w:val="1"/>
-      <w:numFmt w:val="bullet"/>
-      <w:lvlText w:val=""/>
-      <w:lvlJc w:val="left"/>
-      <w:pPr>
-        <w:tabs>
-          <w:tab w:val="num" w:pos="6480"/>
-        </w:tabs>
-        <w:ind w:left="6480" w:hanging="360"/>
-      </w:pPr>
-      <w:rPr>
-        <w:rFonts w:ascii="Wingdings" w:hAnsi="Wingdings" w:hint="default"/>
-        <w:sz w:val="20"/>
-      </w:rPr>
-    </w:lvl>
-  </w:abstractNum>
-  <w:abstractNum w:abstractNumId="2" w15:restartNumberingAfterBreak="0">
-    <w:nsid w:val="46A319A8"/>
+    <w:nsid w:val="38F00310"/>
     <w:multiLevelType w:val="hybridMultilevel"/>
-    <w:tmpl w:val="0AE2D53A"/>
-    <w:lvl w:ilvl="0" w:tplc="A2CACA3C">
+    <w:tmpl w:val="61848B08"/>
+    <w:lvl w:ilvl="0" w:tplc="2EA03A9E">
       <w:start w:val="1"/>
       <w:numFmt w:val="bullet"/>
       <w:lvlText w:val="▸"/>
@@ -5306,308 +5245,64 @@
         <w:color w:val="2E75B6"/>
       </w:rPr>
     </w:lvl>
-    <w:lvl w:ilvl="1" w:tplc="EF68E7C8">
+    <w:lvl w:ilvl="1" w:tplc="2AA45F60">
       <w:numFmt w:val="decimal"/>
       <w:lvlText w:val=""/>
       <w:lvlJc w:val="left"/>
     </w:lvl>
-    <w:lvl w:ilvl="2" w:tplc="660EAA9A">
+    <w:lvl w:ilvl="2" w:tplc="431860E4">
       <w:numFmt w:val="decimal"/>
       <w:lvlText w:val=""/>
       <w:lvlJc w:val="left"/>
     </w:lvl>
-    <w:lvl w:ilvl="3" w:tplc="6FE28BFA">
+    <w:lvl w:ilvl="3" w:tplc="8BC2186E">
       <w:numFmt w:val="decimal"/>
       <w:lvlText w:val=""/>
       <w:lvlJc w:val="left"/>
     </w:lvl>
-    <w:lvl w:ilvl="4" w:tplc="723A792A">
+    <w:lvl w:ilvl="4" w:tplc="A0987844">
       <w:numFmt w:val="decimal"/>
       <w:lvlText w:val=""/>
       <w:lvlJc w:val="left"/>
     </w:lvl>
-    <w:lvl w:ilvl="5" w:tplc="B80C3B84">
+    <w:lvl w:ilvl="5" w:tplc="67E070D2">
       <w:numFmt w:val="decimal"/>
       <w:lvlText w:val=""/>
       <w:lvlJc w:val="left"/>
     </w:lvl>
-    <w:lvl w:ilvl="6" w:tplc="8AA8DDE4">
+    <w:lvl w:ilvl="6" w:tplc="C2108D0C">
       <w:numFmt w:val="decimal"/>
       <w:lvlText w:val=""/>
       <w:lvlJc w:val="left"/>
     </w:lvl>
-    <w:lvl w:ilvl="7" w:tplc="2BF497FE">
+    <w:lvl w:ilvl="7" w:tplc="A984A126">
       <w:numFmt w:val="decimal"/>
       <w:lvlText w:val=""/>
       <w:lvlJc w:val="left"/>
     </w:lvl>
-    <w:lvl w:ilvl="8" w:tplc="8A44F44E">
+    <w:lvl w:ilvl="8" w:tplc="E12C0FEE">
       <w:numFmt w:val="decimal"/>
       <w:lvlText w:val=""/>
       <w:lvlJc w:val="left"/>
     </w:lvl>
   </w:abstractNum>
-  <w:abstractNum w:abstractNumId="3" w15:restartNumberingAfterBreak="0">
-    <w:nsid w:val="64D45ACB"/>
-    <w:multiLevelType w:val="hybridMultilevel"/>
-    <w:tmpl w:val="B69C34B6"/>
-    <w:lvl w:ilvl="0" w:tplc="89D058BE">
-      <w:start w:val="1"/>
-      <w:numFmt w:val="bullet"/>
-      <w:lvlText w:val="●"/>
-      <w:lvlJc w:val="left"/>
-      <w:pPr>
-        <w:ind w:left="720" w:hanging="360"/>
-      </w:pPr>
-    </w:lvl>
-    <w:lvl w:ilvl="1" w:tplc="09E02A1E">
-      <w:start w:val="1"/>
-      <w:numFmt w:val="bullet"/>
-      <w:lvlText w:val="○"/>
-      <w:lvlJc w:val="left"/>
-      <w:pPr>
-        <w:ind w:left="1440" w:hanging="360"/>
-      </w:pPr>
-    </w:lvl>
-    <w:lvl w:ilvl="2" w:tplc="4C8E4A8E">
-      <w:start w:val="1"/>
-      <w:numFmt w:val="bullet"/>
-      <w:lvlText w:val="■"/>
-      <w:lvlJc w:val="left"/>
-      <w:pPr>
-        <w:ind w:left="2160" w:hanging="360"/>
-      </w:pPr>
-    </w:lvl>
-    <w:lvl w:ilvl="3" w:tplc="90B05BC8">
-      <w:start w:val="1"/>
-      <w:numFmt w:val="bullet"/>
-      <w:lvlText w:val="●"/>
-      <w:lvlJc w:val="left"/>
-      <w:pPr>
-        <w:ind w:left="2880" w:hanging="360"/>
-      </w:pPr>
-    </w:lvl>
-    <w:lvl w:ilvl="4" w:tplc="78F24642">
-      <w:start w:val="1"/>
-      <w:numFmt w:val="bullet"/>
-      <w:lvlText w:val="○"/>
-      <w:lvlJc w:val="left"/>
-      <w:pPr>
-        <w:ind w:left="3600" w:hanging="360"/>
-      </w:pPr>
-    </w:lvl>
-    <w:lvl w:ilvl="5" w:tplc="9EDE2D0A">
-      <w:start w:val="1"/>
-      <w:numFmt w:val="bullet"/>
-      <w:lvlText w:val="■"/>
-      <w:lvlJc w:val="left"/>
-      <w:pPr>
-        <w:ind w:left="4320" w:hanging="360"/>
-      </w:pPr>
-    </w:lvl>
-    <w:lvl w:ilvl="6" w:tplc="552E4D0A">
-      <w:start w:val="1"/>
-      <w:numFmt w:val="bullet"/>
-      <w:lvlText w:val="●"/>
-      <w:lvlJc w:val="left"/>
-      <w:pPr>
-        <w:ind w:left="5040" w:hanging="360"/>
-      </w:pPr>
-    </w:lvl>
-    <w:lvl w:ilvl="7" w:tplc="FA5A13C0">
-      <w:start w:val="1"/>
-      <w:numFmt w:val="bullet"/>
-      <w:lvlText w:val="●"/>
-      <w:lvlJc w:val="left"/>
-      <w:pPr>
-        <w:ind w:left="5760" w:hanging="360"/>
-      </w:pPr>
-    </w:lvl>
-    <w:lvl w:ilvl="8" w:tplc="1B7E2FDC">
-      <w:start w:val="1"/>
-      <w:numFmt w:val="bullet"/>
-      <w:lvlText w:val="●"/>
-      <w:lvlJc w:val="left"/>
-      <w:pPr>
-        <w:ind w:left="6480" w:hanging="360"/>
-      </w:pPr>
-    </w:lvl>
-  </w:abstractNum>
-  <w:abstractNum w:abstractNumId="4" w15:restartNumberingAfterBreak="0">
-    <w:nsid w:val="726D11C9"/>
-    <w:multiLevelType w:val="multilevel"/>
-    <w:tmpl w:val="249CF706"/>
-    <w:lvl w:ilvl="0">
-      <w:start w:val="1"/>
-      <w:numFmt w:val="bullet"/>
-      <w:lvlText w:val=""/>
-      <w:lvlJc w:val="left"/>
-      <w:pPr>
-        <w:tabs>
-          <w:tab w:val="num" w:pos="720"/>
-        </w:tabs>
-        <w:ind w:left="720" w:hanging="360"/>
-      </w:pPr>
-      <w:rPr>
-        <w:rFonts w:ascii="Symbol" w:hAnsi="Symbol" w:hint="default"/>
-        <w:sz w:val="20"/>
-      </w:rPr>
-    </w:lvl>
-    <w:lvl w:ilvl="1" w:tentative="1">
-      <w:start w:val="1"/>
-      <w:numFmt w:val="bullet"/>
-      <w:lvlText w:val="o"/>
-      <w:lvlJc w:val="left"/>
-      <w:pPr>
-        <w:tabs>
-          <w:tab w:val="num" w:pos="1440"/>
-        </w:tabs>
-        <w:ind w:left="1440" w:hanging="360"/>
-      </w:pPr>
-      <w:rPr>
-        <w:rFonts w:ascii="Courier New" w:hAnsi="Courier New" w:hint="default"/>
-        <w:sz w:val="20"/>
-      </w:rPr>
-    </w:lvl>
-    <w:lvl w:ilvl="2" w:tentative="1">
-      <w:start w:val="1"/>
-      <w:numFmt w:val="bullet"/>
-      <w:lvlText w:val=""/>
-      <w:lvlJc w:val="left"/>
-      <w:pPr>
-        <w:tabs>
-          <w:tab w:val="num" w:pos="2160"/>
-        </w:tabs>
-        <w:ind w:left="2160" w:hanging="360"/>
-      </w:pPr>
-      <w:rPr>
-        <w:rFonts w:ascii="Wingdings" w:hAnsi="Wingdings" w:hint="default"/>
-        <w:sz w:val="20"/>
-      </w:rPr>
-    </w:lvl>
-    <w:lvl w:ilvl="3" w:tentative="1">
-      <w:start w:val="1"/>
-      <w:numFmt w:val="bullet"/>
-      <w:lvlText w:val=""/>
-      <w:lvlJc w:val="left"/>
-      <w:pPr>
-        <w:tabs>
-          <w:tab w:val="num" w:pos="2880"/>
-        </w:tabs>
-        <w:ind w:left="2880" w:hanging="360"/>
-      </w:pPr>
-      <w:rPr>
-        <w:rFonts w:ascii="Wingdings" w:hAnsi="Wingdings" w:hint="default"/>
-        <w:sz w:val="20"/>
-      </w:rPr>
-    </w:lvl>
-    <w:lvl w:ilvl="4" w:tentative="1">
-      <w:start w:val="1"/>
-      <w:numFmt w:val="bullet"/>
-      <w:lvlText w:val=""/>
-      <w:lvlJc w:val="left"/>
-      <w:pPr>
-        <w:tabs>
-          <w:tab w:val="num" w:pos="3600"/>
-        </w:tabs>
-        <w:ind w:left="3600" w:hanging="360"/>
-      </w:pPr>
-      <w:rPr>
-        <w:rFonts w:ascii="Wingdings" w:hAnsi="Wingdings" w:hint="default"/>
-        <w:sz w:val="20"/>
-      </w:rPr>
-    </w:lvl>
-    <w:lvl w:ilvl="5" w:tentative="1">
-      <w:start w:val="1"/>
-      <w:numFmt w:val="bullet"/>
-      <w:lvlText w:val=""/>
-      <w:lvlJc w:val="left"/>
-      <w:pPr>
-        <w:tabs>
-          <w:tab w:val="num" w:pos="4320"/>
-        </w:tabs>
-        <w:ind w:left="4320" w:hanging="360"/>
-      </w:pPr>
-      <w:rPr>
-        <w:rFonts w:ascii="Wingdings" w:hAnsi="Wingdings" w:hint="default"/>
-        <w:sz w:val="20"/>
-      </w:rPr>
-    </w:lvl>
-    <w:lvl w:ilvl="6" w:tentative="1">
-      <w:start w:val="1"/>
-      <w:numFmt w:val="bullet"/>
-      <w:lvlText w:val=""/>
-      <w:lvlJc w:val="left"/>
-      <w:pPr>
-        <w:tabs>
-          <w:tab w:val="num" w:pos="5040"/>
-        </w:tabs>
-        <w:ind w:left="5040" w:hanging="360"/>
-      </w:pPr>
-      <w:rPr>
-        <w:rFonts w:ascii="Wingdings" w:hAnsi="Wingdings" w:hint="default"/>
-        <w:sz w:val="20"/>
-      </w:rPr>
-    </w:lvl>
-    <w:lvl w:ilvl="7" w:tentative="1">
-      <w:start w:val="1"/>
-      <w:numFmt w:val="bullet"/>
-      <w:lvlText w:val=""/>
-      <w:lvlJc w:val="left"/>
-      <w:pPr>
-        <w:tabs>
-          <w:tab w:val="num" w:pos="5760"/>
-        </w:tabs>
-        <w:ind w:left="5760" w:hanging="360"/>
-      </w:pPr>
-      <w:rPr>
-        <w:rFonts w:ascii="Wingdings" w:hAnsi="Wingdings" w:hint="default"/>
-        <w:sz w:val="20"/>
-      </w:rPr>
-    </w:lvl>
-    <w:lvl w:ilvl="8" w:tentative="1">
-      <w:start w:val="1"/>
-      <w:numFmt w:val="bullet"/>
-      <w:lvlText w:val=""/>
-      <w:lvlJc w:val="left"/>
-      <w:pPr>
-        <w:tabs>
-          <w:tab w:val="num" w:pos="6480"/>
-        </w:tabs>
-        <w:ind w:left="6480" w:hanging="360"/>
-      </w:pPr>
-      <w:rPr>
-        <w:rFonts w:ascii="Wingdings" w:hAnsi="Wingdings" w:hint="default"/>
-        <w:sz w:val="20"/>
-      </w:rPr>
-    </w:lvl>
-  </w:abstractNum>
-  <w:num w:numId="1" w16cid:durableId="1104763453">
-    <w:abstractNumId w:val="3"/>
+  <w:num w:numId="1" w16cid:durableId="22101478">
+    <w:abstractNumId w:val="0"/>
     <w:lvlOverride w:ilvl="0">
       <w:startOverride w:val="1"/>
     </w:lvlOverride>
   </w:num>
-  <w:num w:numId="2" w16cid:durableId="478613719">
-    <w:abstractNumId w:val="2"/>
+  <w:num w:numId="2" w16cid:durableId="1816100690">
+    <w:abstractNumId w:val="1"/>
     <w:lvlOverride w:ilvl="0">
       <w:startOverride w:val="1"/>
     </w:lvlOverride>
-  </w:num>
-  <w:num w:numId="3" w16cid:durableId="156651101">
-    <w:abstractNumId w:val="1"/>
-  </w:num>
-  <w:num w:numId="4" w16cid:durableId="880362729">
-    <w:abstractNumId w:val="0"/>
-  </w:num>
-  <w:num w:numId="5" w16cid:durableId="836961288">
-    <w:abstractNumId w:val="4"/>
   </w:num>
 </w:numbering>
 </file>
 
 <file path=word/styles.xml><?xml version="1.0" encoding="utf-8"?>
-<w:styles xmlns:mc="http://schemas.openxmlformats.org/markup-compatibility/2006" xmlns:r="http://schemas.openxmlformats.org/officeDocument/2006/relationships" xmlns:w="http://schemas.openxmlformats.org/wordprocessingml/2006/main" xmlns:w14="http://schemas.microsoft.com/office/word/2010/wordml" xmlns:w15="http://schemas.microsoft.com/office/word/2012/wordml" xmlns:w16cex="http://schemas.microsoft.com/office/word/2018/wordml/cex" xmlns:w16cid="http://schemas.microsoft.com/office/word/2016/wordml/cid" xmlns:w16="http://schemas.microsoft.com/office/word/2018/wordml" xmlns:w16sdtdh="http://schemas.microsoft.com/office/word/2020/wordml/sdtdatahash" xmlns:w16se="http://schemas.microsoft.com/office/word/2015/wordml/symex" mc:Ignorable="w14 w15 w16se w16cid w16 w16cex w16sdtdh">
+<w:styles xmlns:mc="http://schemas.openxmlformats.org/markup-compatibility/2006" xmlns:r="http://schemas.openxmlformats.org/officeDocument/2006/relationships" xmlns:w="http://schemas.openxmlformats.org/wordprocessingml/2006/main" xmlns:w14="http://schemas.microsoft.com/office/word/2010/wordml" xmlns:w15="http://schemas.microsoft.com/office/word/2012/wordml" xmlns:w16cex="http://schemas.microsoft.com/office/word/2018/wordml/cex" xmlns:w16cid="http://schemas.microsoft.com/office/word/2016/wordml/cid" xmlns:w16="http://schemas.microsoft.com/office/word/2018/wordml" xmlns:w16du="http://schemas.microsoft.com/office/word/2023/wordml/word16du" xmlns:w16sdtdh="http://schemas.microsoft.com/office/word/2020/wordml/sdtdatahash" xmlns:w16sdtfl="http://schemas.microsoft.com/office/word/2024/wordml/sdtformatlock" xmlns:w16se="http://schemas.microsoft.com/office/word/2015/wordml/symex" mc:Ignorable="w14 w15 w16se w16cid w16 w16cex w16sdtdh w16sdtfl w16du">
   <w:docDefaults>
     <w:rPrDefault>
       <w:rPr>
@@ -6204,90 +5899,6 @@
       <w:szCs w:val="20"/>
     </w:rPr>
   </w:style>
-  <w:style w:type="character" w:customStyle="1" w:styleId="text-text-500">
-    <w:name w:val="text-text-500"/>
-    <w:basedOn w:val="DefaultParagraphFont"/>
-    <w:rsid w:val="00A93136"/>
-  </w:style>
-  <w:style w:type="character" w:customStyle="1" w:styleId="absolute">
-    <w:name w:val="absolute"/>
-    <w:basedOn w:val="DefaultParagraphFont"/>
-    <w:rsid w:val="00A93136"/>
-  </w:style>
-  <w:style w:type="character" w:customStyle="1" w:styleId="inline-flex">
-    <w:name w:val="inline-flex"/>
-    <w:basedOn w:val="DefaultParagraphFont"/>
-    <w:rsid w:val="00A93136"/>
-  </w:style>
-  <w:style w:type="character" w:customStyle="1" w:styleId="transition-all">
-    <w:name w:val="transition-all"/>
-    <w:basedOn w:val="DefaultParagraphFont"/>
-    <w:rsid w:val="00A93136"/>
-  </w:style>
-  <w:style w:type="paragraph" w:customStyle="1" w:styleId="font-claude-response-body">
-    <w:name w:val="font-claude-response-body"/>
-    <w:basedOn w:val="Normal"/>
-    <w:rsid w:val="00A93136"/>
-    <w:pPr>
-      <w:spacing w:before="100" w:beforeAutospacing="1" w:after="100" w:afterAutospacing="1"/>
-    </w:pPr>
-    <w:rPr>
-      <w:rFonts w:ascii="Times New Roman" w:eastAsia="Times New Roman" w:hAnsi="Times New Roman" w:cs="Times New Roman"/>
-      <w:sz w:val="24"/>
-      <w:szCs w:val="24"/>
-    </w:rPr>
-  </w:style>
-  <w:style w:type="character" w:styleId="Strong">
-    <w:name w:val="Strong"/>
-    <w:basedOn w:val="DefaultParagraphFont"/>
-    <w:uiPriority w:val="22"/>
-    <w:qFormat/>
-    <w:rsid w:val="00A93136"/>
-    <w:rPr>
-      <w:b/>
-      <w:bCs/>
-    </w:rPr>
-  </w:style>
-  <w:style w:type="character" w:styleId="Emphasis">
-    <w:name w:val="Emphasis"/>
-    <w:basedOn w:val="DefaultParagraphFont"/>
-    <w:uiPriority w:val="20"/>
-    <w:qFormat/>
-    <w:rsid w:val="00A93136"/>
-    <w:rPr>
-      <w:i/>
-      <w:iCs/>
-    </w:rPr>
-  </w:style>
-  <w:style w:type="paragraph" w:styleId="NormalWeb">
-    <w:name w:val="Normal (Web)"/>
-    <w:basedOn w:val="Normal"/>
-    <w:uiPriority w:val="99"/>
-    <w:semiHidden/>
-    <w:unhideWhenUsed/>
-    <w:rsid w:val="001940A6"/>
-    <w:pPr>
-      <w:spacing w:before="100" w:beforeAutospacing="1" w:after="100" w:afterAutospacing="1"/>
-    </w:pPr>
-    <w:rPr>
-      <w:rFonts w:ascii="Times New Roman" w:eastAsia="Times New Roman" w:hAnsi="Times New Roman" w:cs="Times New Roman"/>
-      <w:sz w:val="24"/>
-      <w:szCs w:val="24"/>
-    </w:rPr>
-  </w:style>
-  <w:style w:type="character" w:styleId="HTMLCode">
-    <w:name w:val="HTML Code"/>
-    <w:basedOn w:val="DefaultParagraphFont"/>
-    <w:uiPriority w:val="99"/>
-    <w:semiHidden/>
-    <w:unhideWhenUsed/>
-    <w:rsid w:val="001940A6"/>
-    <w:rPr>
-      <w:rFonts w:ascii="Courier New" w:eastAsia="Times New Roman" w:hAnsi="Courier New" w:cs="Courier New"/>
-      <w:sz w:val="20"/>
-      <w:szCs w:val="20"/>
-    </w:rPr>
-  </w:style>
 </w:styles>
 </file>
 
@@ -6497,13 +6108,6 @@
         </a:gradFill>
       </a:fillStyleLst>
       <a:lnStyleLst>
-        <a:ln w="6350" cap="flat" cmpd="sng" algn="ctr">
-          <a:solidFill>
-            <a:schemeClr val="phClr"/>
-          </a:solidFill>
-          <a:prstDash val="solid"/>
-          <a:miter lim="800000"/>
-        </a:ln>
         <a:ln w="12700" cap="flat" cmpd="sng" algn="ctr">
           <a:solidFill>
             <a:schemeClr val="phClr"/>
@@ -6512,6 +6116,13 @@
           <a:miter lim="800000"/>
         </a:ln>
         <a:ln w="19050" cap="flat" cmpd="sng" algn="ctr">
+          <a:solidFill>
+            <a:schemeClr val="phClr"/>
+          </a:solidFill>
+          <a:prstDash val="solid"/>
+          <a:miter lim="800000"/>
+        </a:ln>
+        <a:ln w="25400" cap="flat" cmpd="sng" algn="ctr">
           <a:solidFill>
             <a:schemeClr val="phClr"/>
           </a:solidFill>
@@ -6576,7 +6187,27 @@
       </a:bgFillStyleLst>
     </a:fmtScheme>
   </a:themeElements>
-  <a:objectDefaults/>
+  <a:objectDefaults>
+    <a:lnDef>
+      <a:spPr/>
+      <a:bodyPr/>
+      <a:lstStyle/>
+      <a:style>
+        <a:lnRef idx="2">
+          <a:schemeClr val="accent1"/>
+        </a:lnRef>
+        <a:fillRef idx="0">
+          <a:schemeClr val="accent1"/>
+        </a:fillRef>
+        <a:effectRef idx="1">
+          <a:schemeClr val="accent1"/>
+        </a:effectRef>
+        <a:fontRef idx="minor">
+          <a:schemeClr val="tx1"/>
+        </a:fontRef>
+      </a:style>
+    </a:lnDef>
+  </a:objectDefaults>
   <a:extraClrSchemeLst/>
   <a:extLst>
     <a:ext uri="{05A4C25C-085E-4340-85A3-A5531E510DB2}">
